--- a/Etapa Inicio/Estudio de Mercado - Kairos - NexTech.docx
+++ b/Etapa Inicio/Estudio de Mercado - Kairos - NexTech.docx
@@ -962,12 +962,12 @@
             <wp:extent cx="1200150" cy="1200150"/>
             <wp:effectExtent b="0" l="0" r="0" t="0"/>
             <wp:wrapNone/>
-            <wp:docPr descr="psi-negro.png" id="13" name="image4.png"/>
+            <wp:docPr descr="psi-negro.png" id="13" name="image2.png"/>
             <a:graphic>
               <a:graphicData uri="http://schemas.openxmlformats.org/drawingml/2006/picture">
                 <pic:pic>
                   <pic:nvPicPr>
-                    <pic:cNvPr descr="psi-negro.png" id="0" name="image4.png"/>
+                    <pic:cNvPr descr="psi-negro.png" id="0" name="image2.png"/>
                     <pic:cNvPicPr preferRelativeResize="0"/>
                   </pic:nvPicPr>
                   <pic:blipFill>
@@ -1017,12 +1017,12 @@
             <wp:extent cx="1304925" cy="2019300"/>
             <wp:effectExtent b="0" l="0" r="0" t="0"/>
             <wp:wrapSquare wrapText="bothSides" distB="0" distT="0" distL="114300" distR="114300"/>
-            <wp:docPr descr="UNPA.JPG" id="15" name="image5.jpg"/>
+            <wp:docPr descr="UNPA.JPG" id="15" name="image3.jpg"/>
             <a:graphic>
               <a:graphicData uri="http://schemas.openxmlformats.org/drawingml/2006/picture">
                 <pic:pic>
                   <pic:nvPicPr>
-                    <pic:cNvPr descr="UNPA.JPG" id="0" name="image5.jpg"/>
+                    <pic:cNvPr descr="UNPA.JPG" id="0" name="image3.jpg"/>
                     <pic:cNvPicPr preferRelativeResize="0"/>
                   </pic:nvPicPr>
                   <pic:blipFill>
@@ -1314,12 +1314,12 @@
             <wp:extent cx="1200150" cy="1200150"/>
             <wp:effectExtent b="0" l="0" r="0" t="0"/>
             <wp:wrapNone/>
-            <wp:docPr id="17" name="image3.png"/>
+            <wp:docPr id="17" name="image1.png"/>
             <a:graphic>
               <a:graphicData uri="http://schemas.openxmlformats.org/drawingml/2006/picture">
                 <pic:pic>
                   <pic:nvPicPr>
-                    <pic:cNvPr id="0" name="image3.png"/>
+                    <pic:cNvPr id="0" name="image1.png"/>
                     <pic:cNvPicPr preferRelativeResize="0"/>
                   </pic:nvPicPr>
                   <pic:blipFill>
@@ -1417,7 +1417,7 @@
     </w:p>
     <w:sdt>
       <w:sdtPr>
-        <w:id w:val="629384004"/>
+        <w:id w:val="-2138851781"/>
         <w:docPartObj>
           <w:docPartGallery w:val="Table of Contents"/>
           <w:docPartUnique w:val="1"/>
@@ -5295,12 +5295,12 @@
           <wp:extent cx="669290" cy="669290"/>
           <wp:effectExtent b="0" l="0" r="0" t="0"/>
           <wp:wrapSquare wrapText="bothSides" distB="0" distT="0" distL="114300" distR="114300"/>
-          <wp:docPr descr="psi-negro.png" id="14" name="image1.png"/>
+          <wp:docPr descr="psi-negro.png" id="14" name="image4.png"/>
           <a:graphic>
             <a:graphicData uri="http://schemas.openxmlformats.org/drawingml/2006/picture">
               <pic:pic>
                 <pic:nvPicPr>
-                  <pic:cNvPr descr="psi-negro.png" id="0" name="image1.png"/>
+                  <pic:cNvPr descr="psi-negro.png" id="0" name="image4.png"/>
                   <pic:cNvPicPr preferRelativeResize="0"/>
                 </pic:nvPicPr>
                 <pic:blipFill>
@@ -5340,12 +5340,12 @@
           <wp:extent cx="425450" cy="666750"/>
           <wp:effectExtent b="0" l="0" r="0" t="0"/>
           <wp:wrapSquare wrapText="bothSides" distB="0" distT="0" distL="114300" distR="114300"/>
-          <wp:docPr descr="UNPA.JPG" id="16" name="image2.jpg"/>
+          <wp:docPr descr="UNPA.JPG" id="16" name="image5.jpg"/>
           <a:graphic>
             <a:graphicData uri="http://schemas.openxmlformats.org/drawingml/2006/picture">
               <pic:pic>
                 <pic:nvPicPr>
-                  <pic:cNvPr descr="UNPA.JPG" id="0" name="image2.jpg"/>
+                  <pic:cNvPr descr="UNPA.JPG" id="0" name="image5.jpg"/>
                   <pic:cNvPicPr preferRelativeResize="0"/>
                 </pic:nvPicPr>
                 <pic:blipFill>

--- a/Etapa Inicio/Estudio de Mercado - Kairos - NexTech.docx
+++ b/Etapa Inicio/Estudio de Mercado - Kairos - NexTech.docx
@@ -1417,7 +1417,7 @@
     </w:p>
     <w:sdt>
       <w:sdtPr>
-        <w:id w:val="-2138851781"/>
+        <w:id w:val="230043006"/>
         <w:docPartObj>
           <w:docPartGallery w:val="Table of Contents"/>
           <w:docPartUnique w:val="1"/>

--- a/Etapa Inicio/Estudio de Mercado - Kairos - NexTech.docx
+++ b/Etapa Inicio/Estudio de Mercado - Kairos - NexTech.docx
@@ -1017,12 +1017,12 @@
             <wp:extent cx="1304925" cy="2019300"/>
             <wp:effectExtent b="0" l="0" r="0" t="0"/>
             <wp:wrapSquare wrapText="bothSides" distB="0" distT="0" distL="114300" distR="114300"/>
-            <wp:docPr descr="UNPA.JPG" id="15" name="image3.jpg"/>
+            <wp:docPr descr="UNPA.JPG" id="15" name="image1.jpg"/>
             <a:graphic>
               <a:graphicData uri="http://schemas.openxmlformats.org/drawingml/2006/picture">
                 <pic:pic>
                   <pic:nvPicPr>
-                    <pic:cNvPr descr="UNPA.JPG" id="0" name="image3.jpg"/>
+                    <pic:cNvPr descr="UNPA.JPG" id="0" name="image1.jpg"/>
                     <pic:cNvPicPr preferRelativeResize="0"/>
                   </pic:nvPicPr>
                   <pic:blipFill>
@@ -1314,12 +1314,12 @@
             <wp:extent cx="1200150" cy="1200150"/>
             <wp:effectExtent b="0" l="0" r="0" t="0"/>
             <wp:wrapNone/>
-            <wp:docPr id="17" name="image1.png"/>
+            <wp:docPr id="17" name="image4.png"/>
             <a:graphic>
               <a:graphicData uri="http://schemas.openxmlformats.org/drawingml/2006/picture">
                 <pic:pic>
                   <pic:nvPicPr>
-                    <pic:cNvPr id="0" name="image1.png"/>
+                    <pic:cNvPr id="0" name="image4.png"/>
                     <pic:cNvPicPr preferRelativeResize="0"/>
                   </pic:nvPicPr>
                   <pic:blipFill>
@@ -1417,7 +1417,7 @@
     </w:p>
     <w:sdt>
       <w:sdtPr>
-        <w:id w:val="230043006"/>
+        <w:id w:val="-498804377"/>
         <w:docPartObj>
           <w:docPartGallery w:val="Table of Contents"/>
           <w:docPartUnique w:val="1"/>
@@ -5295,12 +5295,12 @@
           <wp:extent cx="669290" cy="669290"/>
           <wp:effectExtent b="0" l="0" r="0" t="0"/>
           <wp:wrapSquare wrapText="bothSides" distB="0" distT="0" distL="114300" distR="114300"/>
-          <wp:docPr descr="psi-negro.png" id="14" name="image4.png"/>
+          <wp:docPr descr="psi-negro.png" id="14" name="image3.png"/>
           <a:graphic>
             <a:graphicData uri="http://schemas.openxmlformats.org/drawingml/2006/picture">
               <pic:pic>
                 <pic:nvPicPr>
-                  <pic:cNvPr descr="psi-negro.png" id="0" name="image4.png"/>
+                  <pic:cNvPr descr="psi-negro.png" id="0" name="image3.png"/>
                   <pic:cNvPicPr preferRelativeResize="0"/>
                 </pic:nvPicPr>
                 <pic:blipFill>

--- a/Etapa Inicio/Estudio de Mercado - Kairos - NexTech.docx
+++ b/Etapa Inicio/Estudio de Mercado - Kairos - NexTech.docx
@@ -962,12 +962,12 @@
             <wp:extent cx="1200150" cy="1200150"/>
             <wp:effectExtent b="0" l="0" r="0" t="0"/>
             <wp:wrapNone/>
-            <wp:docPr descr="psi-negro.png" id="13" name="image2.png"/>
+            <wp:docPr descr="psi-negro.png" id="13" name="image3.png"/>
             <a:graphic>
               <a:graphicData uri="http://schemas.openxmlformats.org/drawingml/2006/picture">
                 <pic:pic>
                   <pic:nvPicPr>
-                    <pic:cNvPr descr="psi-negro.png" id="0" name="image2.png"/>
+                    <pic:cNvPr descr="psi-negro.png" id="0" name="image3.png"/>
                     <pic:cNvPicPr preferRelativeResize="0"/>
                   </pic:nvPicPr>
                   <pic:blipFill>
@@ -1017,12 +1017,12 @@
             <wp:extent cx="1304925" cy="2019300"/>
             <wp:effectExtent b="0" l="0" r="0" t="0"/>
             <wp:wrapSquare wrapText="bothSides" distB="0" distT="0" distL="114300" distR="114300"/>
-            <wp:docPr descr="UNPA.JPG" id="15" name="image1.jpg"/>
+            <wp:docPr descr="UNPA.JPG" id="15" name="image4.jpg"/>
             <a:graphic>
               <a:graphicData uri="http://schemas.openxmlformats.org/drawingml/2006/picture">
                 <pic:pic>
                   <pic:nvPicPr>
-                    <pic:cNvPr descr="UNPA.JPG" id="0" name="image1.jpg"/>
+                    <pic:cNvPr descr="UNPA.JPG" id="0" name="image4.jpg"/>
                     <pic:cNvPicPr preferRelativeResize="0"/>
                   </pic:nvPicPr>
                   <pic:blipFill>
@@ -1314,12 +1314,12 @@
             <wp:extent cx="1200150" cy="1200150"/>
             <wp:effectExtent b="0" l="0" r="0" t="0"/>
             <wp:wrapNone/>
-            <wp:docPr id="17" name="image4.png"/>
+            <wp:docPr id="17" name="image6.png"/>
             <a:graphic>
               <a:graphicData uri="http://schemas.openxmlformats.org/drawingml/2006/picture">
                 <pic:pic>
                   <pic:nvPicPr>
-                    <pic:cNvPr id="0" name="image4.png"/>
+                    <pic:cNvPr id="0" name="image6.png"/>
                     <pic:cNvPicPr preferRelativeResize="0"/>
                   </pic:nvPicPr>
                   <pic:blipFill>
@@ -1417,7 +1417,7 @@
     </w:p>
     <w:sdt>
       <w:sdtPr>
-        <w:id w:val="-498804377"/>
+        <w:id w:val="2114054059"/>
         <w:docPartObj>
           <w:docPartGallery w:val="Table of Contents"/>
           <w:docPartUnique w:val="1"/>
@@ -4977,12 +4977,12 @@
               <wp:extent cx="7549515" cy="815340"/>
               <wp:effectExtent b="0" l="0" r="0" t="0"/>
               <wp:wrapNone/>
-              <wp:docPr id="1" name="image6.png"/>
+              <wp:docPr id="1" name="image1.png"/>
               <a:graphic>
                 <a:graphicData uri="http://schemas.openxmlformats.org/drawingml/2006/picture">
                   <pic:pic>
                     <pic:nvPicPr>
-                      <pic:cNvPr id="0" name="image6.png"/>
+                      <pic:cNvPr id="0" name="image1.png"/>
                       <pic:cNvPicPr preferRelativeResize="0"/>
                     </pic:nvPicPr>
                     <pic:blipFill>
@@ -5295,12 +5295,12 @@
           <wp:extent cx="669290" cy="669290"/>
           <wp:effectExtent b="0" l="0" r="0" t="0"/>
           <wp:wrapSquare wrapText="bothSides" distB="0" distT="0" distL="114300" distR="114300"/>
-          <wp:docPr descr="psi-negro.png" id="14" name="image3.png"/>
+          <wp:docPr descr="psi-negro.png" id="14" name="image2.png"/>
           <a:graphic>
             <a:graphicData uri="http://schemas.openxmlformats.org/drawingml/2006/picture">
               <pic:pic>
                 <pic:nvPicPr>
-                  <pic:cNvPr descr="psi-negro.png" id="0" name="image3.png"/>
+                  <pic:cNvPr descr="psi-negro.png" id="0" name="image2.png"/>
                   <pic:cNvPicPr preferRelativeResize="0"/>
                 </pic:nvPicPr>
                 <pic:blipFill>

--- a/Etapa Inicio/Estudio de Mercado - Kairos - NexTech.docx
+++ b/Etapa Inicio/Estudio de Mercado - Kairos - NexTech.docx
@@ -962,12 +962,12 @@
             <wp:extent cx="1200150" cy="1200150"/>
             <wp:effectExtent b="0" l="0" r="0" t="0"/>
             <wp:wrapNone/>
-            <wp:docPr descr="psi-negro.png" id="13" name="image3.png"/>
+            <wp:docPr descr="psi-negro.png" id="13" name="image2.png"/>
             <a:graphic>
               <a:graphicData uri="http://schemas.openxmlformats.org/drawingml/2006/picture">
                 <pic:pic>
                   <pic:nvPicPr>
-                    <pic:cNvPr descr="psi-negro.png" id="0" name="image3.png"/>
+                    <pic:cNvPr descr="psi-negro.png" id="0" name="image2.png"/>
                     <pic:cNvPicPr preferRelativeResize="0"/>
                   </pic:nvPicPr>
                   <pic:blipFill>
@@ -1017,12 +1017,12 @@
             <wp:extent cx="1304925" cy="2019300"/>
             <wp:effectExtent b="0" l="0" r="0" t="0"/>
             <wp:wrapSquare wrapText="bothSides" distB="0" distT="0" distL="114300" distR="114300"/>
-            <wp:docPr descr="UNPA.JPG" id="15" name="image4.jpg"/>
+            <wp:docPr descr="UNPA.JPG" id="15" name="image1.jpg"/>
             <a:graphic>
               <a:graphicData uri="http://schemas.openxmlformats.org/drawingml/2006/picture">
                 <pic:pic>
                   <pic:nvPicPr>
-                    <pic:cNvPr descr="UNPA.JPG" id="0" name="image4.jpg"/>
+                    <pic:cNvPr descr="UNPA.JPG" id="0" name="image1.jpg"/>
                     <pic:cNvPicPr preferRelativeResize="0"/>
                   </pic:nvPicPr>
                   <pic:blipFill>
@@ -1314,12 +1314,12 @@
             <wp:extent cx="1200150" cy="1200150"/>
             <wp:effectExtent b="0" l="0" r="0" t="0"/>
             <wp:wrapNone/>
-            <wp:docPr id="17" name="image6.png"/>
+            <wp:docPr id="17" name="image5.png"/>
             <a:graphic>
               <a:graphicData uri="http://schemas.openxmlformats.org/drawingml/2006/picture">
                 <pic:pic>
                   <pic:nvPicPr>
-                    <pic:cNvPr id="0" name="image6.png"/>
+                    <pic:cNvPr id="0" name="image5.png"/>
                     <pic:cNvPicPr preferRelativeResize="0"/>
                   </pic:nvPicPr>
                   <pic:blipFill>
@@ -1417,7 +1417,7 @@
     </w:p>
     <w:sdt>
       <w:sdtPr>
-        <w:id w:val="2114054059"/>
+        <w:id w:val="-1417192140"/>
         <w:docPartObj>
           <w:docPartGallery w:val="Table of Contents"/>
           <w:docPartUnique w:val="1"/>
@@ -4977,12 +4977,12 @@
               <wp:extent cx="7549515" cy="815340"/>
               <wp:effectExtent b="0" l="0" r="0" t="0"/>
               <wp:wrapNone/>
-              <wp:docPr id="1" name="image1.png"/>
+              <wp:docPr id="1" name="image6.png"/>
               <a:graphic>
                 <a:graphicData uri="http://schemas.openxmlformats.org/drawingml/2006/picture">
                   <pic:pic>
                     <pic:nvPicPr>
-                      <pic:cNvPr id="0" name="image1.png"/>
+                      <pic:cNvPr id="0" name="image6.png"/>
                       <pic:cNvPicPr preferRelativeResize="0"/>
                     </pic:nvPicPr>
                     <pic:blipFill>
@@ -5295,12 +5295,12 @@
           <wp:extent cx="669290" cy="669290"/>
           <wp:effectExtent b="0" l="0" r="0" t="0"/>
           <wp:wrapSquare wrapText="bothSides" distB="0" distT="0" distL="114300" distR="114300"/>
-          <wp:docPr descr="psi-negro.png" id="14" name="image2.png"/>
+          <wp:docPr descr="psi-negro.png" id="14" name="image3.png"/>
           <a:graphic>
             <a:graphicData uri="http://schemas.openxmlformats.org/drawingml/2006/picture">
               <pic:pic>
                 <pic:nvPicPr>
-                  <pic:cNvPr descr="psi-negro.png" id="0" name="image2.png"/>
+                  <pic:cNvPr descr="psi-negro.png" id="0" name="image3.png"/>
                   <pic:cNvPicPr preferRelativeResize="0"/>
                 </pic:nvPicPr>
                 <pic:blipFill>
@@ -5340,12 +5340,12 @@
           <wp:extent cx="425450" cy="666750"/>
           <wp:effectExtent b="0" l="0" r="0" t="0"/>
           <wp:wrapSquare wrapText="bothSides" distB="0" distT="0" distL="114300" distR="114300"/>
-          <wp:docPr descr="UNPA.JPG" id="16" name="image5.jpg"/>
+          <wp:docPr descr="UNPA.JPG" id="16" name="image4.jpg"/>
           <a:graphic>
             <a:graphicData uri="http://schemas.openxmlformats.org/drawingml/2006/picture">
               <pic:pic>
                 <pic:nvPicPr>
-                  <pic:cNvPr descr="UNPA.JPG" id="0" name="image5.jpg"/>
+                  <pic:cNvPr descr="UNPA.JPG" id="0" name="image4.jpg"/>
                   <pic:cNvPicPr preferRelativeResize="0"/>
                 </pic:nvPicPr>
                 <pic:blipFill>

--- a/Etapa Inicio/Estudio de Mercado - Kairos - NexTech.docx
+++ b/Etapa Inicio/Estudio de Mercado - Kairos - NexTech.docx
@@ -962,12 +962,12 @@
             <wp:extent cx="1200150" cy="1200150"/>
             <wp:effectExtent b="0" l="0" r="0" t="0"/>
             <wp:wrapNone/>
-            <wp:docPr descr="psi-negro.png" id="13" name="image2.png"/>
+            <wp:docPr descr="psi-negro.png" id="13" name="image5.png"/>
             <a:graphic>
               <a:graphicData uri="http://schemas.openxmlformats.org/drawingml/2006/picture">
                 <pic:pic>
                   <pic:nvPicPr>
-                    <pic:cNvPr descr="psi-negro.png" id="0" name="image2.png"/>
+                    <pic:cNvPr descr="psi-negro.png" id="0" name="image5.png"/>
                     <pic:cNvPicPr preferRelativeResize="0"/>
                   </pic:nvPicPr>
                   <pic:blipFill>
@@ -1314,12 +1314,12 @@
             <wp:extent cx="1200150" cy="1200150"/>
             <wp:effectExtent b="0" l="0" r="0" t="0"/>
             <wp:wrapNone/>
-            <wp:docPr id="17" name="image5.png"/>
+            <wp:docPr id="17" name="image3.png"/>
             <a:graphic>
               <a:graphicData uri="http://schemas.openxmlformats.org/drawingml/2006/picture">
                 <pic:pic>
                   <pic:nvPicPr>
-                    <pic:cNvPr id="0" name="image5.png"/>
+                    <pic:cNvPr id="0" name="image3.png"/>
                     <pic:cNvPicPr preferRelativeResize="0"/>
                   </pic:nvPicPr>
                   <pic:blipFill>
@@ -1417,7 +1417,7 @@
     </w:p>
     <w:sdt>
       <w:sdtPr>
-        <w:id w:val="-1417192140"/>
+        <w:id w:val="-793648561"/>
         <w:docPartObj>
           <w:docPartGallery w:val="Table of Contents"/>
           <w:docPartUnique w:val="1"/>
@@ -5295,12 +5295,12 @@
           <wp:extent cx="669290" cy="669290"/>
           <wp:effectExtent b="0" l="0" r="0" t="0"/>
           <wp:wrapSquare wrapText="bothSides" distB="0" distT="0" distL="114300" distR="114300"/>
-          <wp:docPr descr="psi-negro.png" id="14" name="image3.png"/>
+          <wp:docPr descr="psi-negro.png" id="14" name="image4.png"/>
           <a:graphic>
             <a:graphicData uri="http://schemas.openxmlformats.org/drawingml/2006/picture">
               <pic:pic>
                 <pic:nvPicPr>
-                  <pic:cNvPr descr="psi-negro.png" id="0" name="image3.png"/>
+                  <pic:cNvPr descr="psi-negro.png" id="0" name="image4.png"/>
                   <pic:cNvPicPr preferRelativeResize="0"/>
                 </pic:nvPicPr>
                 <pic:blipFill>
@@ -5340,12 +5340,12 @@
           <wp:extent cx="425450" cy="666750"/>
           <wp:effectExtent b="0" l="0" r="0" t="0"/>
           <wp:wrapSquare wrapText="bothSides" distB="0" distT="0" distL="114300" distR="114300"/>
-          <wp:docPr descr="UNPA.JPG" id="16" name="image4.jpg"/>
+          <wp:docPr descr="UNPA.JPG" id="16" name="image2.jpg"/>
           <a:graphic>
             <a:graphicData uri="http://schemas.openxmlformats.org/drawingml/2006/picture">
               <pic:pic>
                 <pic:nvPicPr>
-                  <pic:cNvPr descr="UNPA.JPG" id="0" name="image4.jpg"/>
+                  <pic:cNvPr descr="UNPA.JPG" id="0" name="image2.jpg"/>
                   <pic:cNvPicPr preferRelativeResize="0"/>
                 </pic:nvPicPr>
                 <pic:blipFill>

--- a/Etapa Inicio/Estudio de Mercado - Kairos - NexTech.docx
+++ b/Etapa Inicio/Estudio de Mercado - Kairos - NexTech.docx
@@ -962,12 +962,12 @@
             <wp:extent cx="1200150" cy="1200150"/>
             <wp:effectExtent b="0" l="0" r="0" t="0"/>
             <wp:wrapNone/>
-            <wp:docPr descr="psi-negro.png" id="13" name="image5.png"/>
+            <wp:docPr descr="psi-negro.png" id="13" name="image2.png"/>
             <a:graphic>
               <a:graphicData uri="http://schemas.openxmlformats.org/drawingml/2006/picture">
                 <pic:pic>
                   <pic:nvPicPr>
-                    <pic:cNvPr descr="psi-negro.png" id="0" name="image5.png"/>
+                    <pic:cNvPr descr="psi-negro.png" id="0" name="image2.png"/>
                     <pic:cNvPicPr preferRelativeResize="0"/>
                   </pic:nvPicPr>
                   <pic:blipFill>
@@ -1314,12 +1314,12 @@
             <wp:extent cx="1200150" cy="1200150"/>
             <wp:effectExtent b="0" l="0" r="0" t="0"/>
             <wp:wrapNone/>
-            <wp:docPr id="17" name="image3.png"/>
+            <wp:docPr id="17" name="image4.png"/>
             <a:graphic>
               <a:graphicData uri="http://schemas.openxmlformats.org/drawingml/2006/picture">
                 <pic:pic>
                   <pic:nvPicPr>
-                    <pic:cNvPr id="0" name="image3.png"/>
+                    <pic:cNvPr id="0" name="image4.png"/>
                     <pic:cNvPicPr preferRelativeResize="0"/>
                   </pic:nvPicPr>
                   <pic:blipFill>
@@ -1417,7 +1417,7 @@
     </w:p>
     <w:sdt>
       <w:sdtPr>
-        <w:id w:val="-793648561"/>
+        <w:id w:val="-1372436073"/>
         <w:docPartObj>
           <w:docPartGallery w:val="Table of Contents"/>
           <w:docPartUnique w:val="1"/>
@@ -5295,12 +5295,12 @@
           <wp:extent cx="669290" cy="669290"/>
           <wp:effectExtent b="0" l="0" r="0" t="0"/>
           <wp:wrapSquare wrapText="bothSides" distB="0" distT="0" distL="114300" distR="114300"/>
-          <wp:docPr descr="psi-negro.png" id="14" name="image4.png"/>
+          <wp:docPr descr="psi-negro.png" id="14" name="image5.png"/>
           <a:graphic>
             <a:graphicData uri="http://schemas.openxmlformats.org/drawingml/2006/picture">
               <pic:pic>
                 <pic:nvPicPr>
-                  <pic:cNvPr descr="psi-negro.png" id="0" name="image4.png"/>
+                  <pic:cNvPr descr="psi-negro.png" id="0" name="image5.png"/>
                   <pic:cNvPicPr preferRelativeResize="0"/>
                 </pic:nvPicPr>
                 <pic:blipFill>
@@ -5340,12 +5340,12 @@
           <wp:extent cx="425450" cy="666750"/>
           <wp:effectExtent b="0" l="0" r="0" t="0"/>
           <wp:wrapSquare wrapText="bothSides" distB="0" distT="0" distL="114300" distR="114300"/>
-          <wp:docPr descr="UNPA.JPG" id="16" name="image2.jpg"/>
+          <wp:docPr descr="UNPA.JPG" id="16" name="image3.jpg"/>
           <a:graphic>
             <a:graphicData uri="http://schemas.openxmlformats.org/drawingml/2006/picture">
               <pic:pic>
                 <pic:nvPicPr>
-                  <pic:cNvPr descr="UNPA.JPG" id="0" name="image2.jpg"/>
+                  <pic:cNvPr descr="UNPA.JPG" id="0" name="image3.jpg"/>
                   <pic:cNvPicPr preferRelativeResize="0"/>
                 </pic:nvPicPr>
                 <pic:blipFill>

--- a/Etapa Inicio/Estudio de Mercado - Kairos - NexTech.docx
+++ b/Etapa Inicio/Estudio de Mercado - Kairos - NexTech.docx
@@ -962,12 +962,12 @@
             <wp:extent cx="1200150" cy="1200150"/>
             <wp:effectExtent b="0" l="0" r="0" t="0"/>
             <wp:wrapNone/>
-            <wp:docPr descr="psi-negro.png" id="13" name="image2.png"/>
+            <wp:docPr descr="psi-negro.png" id="13" name="image4.png"/>
             <a:graphic>
               <a:graphicData uri="http://schemas.openxmlformats.org/drawingml/2006/picture">
                 <pic:pic>
                   <pic:nvPicPr>
-                    <pic:cNvPr descr="psi-negro.png" id="0" name="image2.png"/>
+                    <pic:cNvPr descr="psi-negro.png" id="0" name="image4.png"/>
                     <pic:cNvPicPr preferRelativeResize="0"/>
                   </pic:nvPicPr>
                   <pic:blipFill>
@@ -1017,12 +1017,12 @@
             <wp:extent cx="1304925" cy="2019300"/>
             <wp:effectExtent b="0" l="0" r="0" t="0"/>
             <wp:wrapSquare wrapText="bothSides" distB="0" distT="0" distL="114300" distR="114300"/>
-            <wp:docPr descr="UNPA.JPG" id="15" name="image1.jpg"/>
+            <wp:docPr descr="UNPA.JPG" id="15" name="image2.jpg"/>
             <a:graphic>
               <a:graphicData uri="http://schemas.openxmlformats.org/drawingml/2006/picture">
                 <pic:pic>
                   <pic:nvPicPr>
-                    <pic:cNvPr descr="UNPA.JPG" id="0" name="image1.jpg"/>
+                    <pic:cNvPr descr="UNPA.JPG" id="0" name="image2.jpg"/>
                     <pic:cNvPicPr preferRelativeResize="0"/>
                   </pic:nvPicPr>
                   <pic:blipFill>
@@ -1314,12 +1314,12 @@
             <wp:extent cx="1200150" cy="1200150"/>
             <wp:effectExtent b="0" l="0" r="0" t="0"/>
             <wp:wrapNone/>
-            <wp:docPr id="17" name="image4.png"/>
+            <wp:docPr id="17" name="image3.png"/>
             <a:graphic>
               <a:graphicData uri="http://schemas.openxmlformats.org/drawingml/2006/picture">
                 <pic:pic>
                   <pic:nvPicPr>
-                    <pic:cNvPr id="0" name="image4.png"/>
+                    <pic:cNvPr id="0" name="image3.png"/>
                     <pic:cNvPicPr preferRelativeResize="0"/>
                   </pic:nvPicPr>
                   <pic:blipFill>
@@ -1417,7 +1417,7 @@
     </w:p>
     <w:sdt>
       <w:sdtPr>
-        <w:id w:val="-1372436073"/>
+        <w:id w:val="173945299"/>
         <w:docPartObj>
           <w:docPartGallery w:val="Table of Contents"/>
           <w:docPartUnique w:val="1"/>
@@ -5340,12 +5340,12 @@
           <wp:extent cx="425450" cy="666750"/>
           <wp:effectExtent b="0" l="0" r="0" t="0"/>
           <wp:wrapSquare wrapText="bothSides" distB="0" distT="0" distL="114300" distR="114300"/>
-          <wp:docPr descr="UNPA.JPG" id="16" name="image3.jpg"/>
+          <wp:docPr descr="UNPA.JPG" id="16" name="image1.jpg"/>
           <a:graphic>
             <a:graphicData uri="http://schemas.openxmlformats.org/drawingml/2006/picture">
               <pic:pic>
                 <pic:nvPicPr>
-                  <pic:cNvPr descr="UNPA.JPG" id="0" name="image3.jpg"/>
+                  <pic:cNvPr descr="UNPA.JPG" id="0" name="image1.jpg"/>
                   <pic:cNvPicPr preferRelativeResize="0"/>
                 </pic:nvPicPr>
                 <pic:blipFill>

--- a/Etapa Inicio/Estudio de Mercado - Kairos - NexTech.docx
+++ b/Etapa Inicio/Estudio de Mercado - Kairos - NexTech.docx
@@ -962,12 +962,12 @@
             <wp:extent cx="1200150" cy="1200150"/>
             <wp:effectExtent b="0" l="0" r="0" t="0"/>
             <wp:wrapNone/>
-            <wp:docPr descr="psi-negro.png" id="13" name="image4.png"/>
+            <wp:docPr descr="psi-negro.png" id="13" name="image1.png"/>
             <a:graphic>
               <a:graphicData uri="http://schemas.openxmlformats.org/drawingml/2006/picture">
                 <pic:pic>
                   <pic:nvPicPr>
-                    <pic:cNvPr descr="psi-negro.png" id="0" name="image4.png"/>
+                    <pic:cNvPr descr="psi-negro.png" id="0" name="image1.png"/>
                     <pic:cNvPicPr preferRelativeResize="0"/>
                   </pic:nvPicPr>
                   <pic:blipFill>
@@ -1017,12 +1017,12 @@
             <wp:extent cx="1304925" cy="2019300"/>
             <wp:effectExtent b="0" l="0" r="0" t="0"/>
             <wp:wrapSquare wrapText="bothSides" distB="0" distT="0" distL="114300" distR="114300"/>
-            <wp:docPr descr="UNPA.JPG" id="15" name="image2.jpg"/>
+            <wp:docPr descr="UNPA.JPG" id="15" name="image4.jpg"/>
             <a:graphic>
               <a:graphicData uri="http://schemas.openxmlformats.org/drawingml/2006/picture">
                 <pic:pic>
                   <pic:nvPicPr>
-                    <pic:cNvPr descr="UNPA.JPG" id="0" name="image2.jpg"/>
+                    <pic:cNvPr descr="UNPA.JPG" id="0" name="image4.jpg"/>
                     <pic:cNvPicPr preferRelativeResize="0"/>
                   </pic:nvPicPr>
                   <pic:blipFill>
@@ -1314,12 +1314,12 @@
             <wp:extent cx="1200150" cy="1200150"/>
             <wp:effectExtent b="0" l="0" r="0" t="0"/>
             <wp:wrapNone/>
-            <wp:docPr id="17" name="image3.png"/>
+            <wp:docPr id="17" name="image5.png"/>
             <a:graphic>
               <a:graphicData uri="http://schemas.openxmlformats.org/drawingml/2006/picture">
                 <pic:pic>
                   <pic:nvPicPr>
-                    <pic:cNvPr id="0" name="image3.png"/>
+                    <pic:cNvPr id="0" name="image5.png"/>
                     <pic:cNvPicPr preferRelativeResize="0"/>
                   </pic:nvPicPr>
                   <pic:blipFill>
@@ -1417,7 +1417,7 @@
     </w:p>
     <w:sdt>
       <w:sdtPr>
-        <w:id w:val="173945299"/>
+        <w:id w:val="-1152383748"/>
         <w:docPartObj>
           <w:docPartGallery w:val="Table of Contents"/>
           <w:docPartUnique w:val="1"/>
@@ -5295,12 +5295,12 @@
           <wp:extent cx="669290" cy="669290"/>
           <wp:effectExtent b="0" l="0" r="0" t="0"/>
           <wp:wrapSquare wrapText="bothSides" distB="0" distT="0" distL="114300" distR="114300"/>
-          <wp:docPr descr="psi-negro.png" id="14" name="image5.png"/>
+          <wp:docPr descr="psi-negro.png" id="14" name="image3.png"/>
           <a:graphic>
             <a:graphicData uri="http://schemas.openxmlformats.org/drawingml/2006/picture">
               <pic:pic>
                 <pic:nvPicPr>
-                  <pic:cNvPr descr="psi-negro.png" id="0" name="image5.png"/>
+                  <pic:cNvPr descr="psi-negro.png" id="0" name="image3.png"/>
                   <pic:cNvPicPr preferRelativeResize="0"/>
                 </pic:nvPicPr>
                 <pic:blipFill>
@@ -5340,12 +5340,12 @@
           <wp:extent cx="425450" cy="666750"/>
           <wp:effectExtent b="0" l="0" r="0" t="0"/>
           <wp:wrapSquare wrapText="bothSides" distB="0" distT="0" distL="114300" distR="114300"/>
-          <wp:docPr descr="UNPA.JPG" id="16" name="image1.jpg"/>
+          <wp:docPr descr="UNPA.JPG" id="16" name="image2.jpg"/>
           <a:graphic>
             <a:graphicData uri="http://schemas.openxmlformats.org/drawingml/2006/picture">
               <pic:pic>
                 <pic:nvPicPr>
-                  <pic:cNvPr descr="UNPA.JPG" id="0" name="image1.jpg"/>
+                  <pic:cNvPr descr="UNPA.JPG" id="0" name="image2.jpg"/>
                   <pic:cNvPicPr preferRelativeResize="0"/>
                 </pic:nvPicPr>
                 <pic:blipFill>

--- a/Etapa Inicio/Estudio de Mercado - Kairos - NexTech.docx
+++ b/Etapa Inicio/Estudio de Mercado - Kairos - NexTech.docx
@@ -962,12 +962,12 @@
             <wp:extent cx="1200150" cy="1200150"/>
             <wp:effectExtent b="0" l="0" r="0" t="0"/>
             <wp:wrapNone/>
-            <wp:docPr descr="psi-negro.png" id="13" name="image1.png"/>
+            <wp:docPr descr="psi-negro.png" id="13" name="image5.png"/>
             <a:graphic>
               <a:graphicData uri="http://schemas.openxmlformats.org/drawingml/2006/picture">
                 <pic:pic>
                   <pic:nvPicPr>
-                    <pic:cNvPr descr="psi-negro.png" id="0" name="image1.png"/>
+                    <pic:cNvPr descr="psi-negro.png" id="0" name="image5.png"/>
                     <pic:cNvPicPr preferRelativeResize="0"/>
                   </pic:nvPicPr>
                   <pic:blipFill>
@@ -1017,12 +1017,12 @@
             <wp:extent cx="1304925" cy="2019300"/>
             <wp:effectExtent b="0" l="0" r="0" t="0"/>
             <wp:wrapSquare wrapText="bothSides" distB="0" distT="0" distL="114300" distR="114300"/>
-            <wp:docPr descr="UNPA.JPG" id="15" name="image4.jpg"/>
+            <wp:docPr descr="UNPA.JPG" id="15" name="image1.jpg"/>
             <a:graphic>
               <a:graphicData uri="http://schemas.openxmlformats.org/drawingml/2006/picture">
                 <pic:pic>
                   <pic:nvPicPr>
-                    <pic:cNvPr descr="UNPA.JPG" id="0" name="image4.jpg"/>
+                    <pic:cNvPr descr="UNPA.JPG" id="0" name="image1.jpg"/>
                     <pic:cNvPicPr preferRelativeResize="0"/>
                   </pic:nvPicPr>
                   <pic:blipFill>
@@ -1314,12 +1314,12 @@
             <wp:extent cx="1200150" cy="1200150"/>
             <wp:effectExtent b="0" l="0" r="0" t="0"/>
             <wp:wrapNone/>
-            <wp:docPr id="17" name="image5.png"/>
+            <wp:docPr id="17" name="image2.png"/>
             <a:graphic>
               <a:graphicData uri="http://schemas.openxmlformats.org/drawingml/2006/picture">
                 <pic:pic>
                   <pic:nvPicPr>
-                    <pic:cNvPr id="0" name="image5.png"/>
+                    <pic:cNvPr id="0" name="image2.png"/>
                     <pic:cNvPicPr preferRelativeResize="0"/>
                   </pic:nvPicPr>
                   <pic:blipFill>
@@ -1417,7 +1417,7 @@
     </w:p>
     <w:sdt>
       <w:sdtPr>
-        <w:id w:val="-1152383748"/>
+        <w:id w:val="-1813827330"/>
         <w:docPartObj>
           <w:docPartGallery w:val="Table of Contents"/>
           <w:docPartUnique w:val="1"/>
@@ -5340,12 +5340,12 @@
           <wp:extent cx="425450" cy="666750"/>
           <wp:effectExtent b="0" l="0" r="0" t="0"/>
           <wp:wrapSquare wrapText="bothSides" distB="0" distT="0" distL="114300" distR="114300"/>
-          <wp:docPr descr="UNPA.JPG" id="16" name="image2.jpg"/>
+          <wp:docPr descr="UNPA.JPG" id="16" name="image4.jpg"/>
           <a:graphic>
             <a:graphicData uri="http://schemas.openxmlformats.org/drawingml/2006/picture">
               <pic:pic>
                 <pic:nvPicPr>
-                  <pic:cNvPr descr="UNPA.JPG" id="0" name="image2.jpg"/>
+                  <pic:cNvPr descr="UNPA.JPG" id="0" name="image4.jpg"/>
                   <pic:cNvPicPr preferRelativeResize="0"/>
                 </pic:nvPicPr>
                 <pic:blipFill>

--- a/Etapa Inicio/Estudio de Mercado - Kairos - NexTech.docx
+++ b/Etapa Inicio/Estudio de Mercado - Kairos - NexTech.docx
@@ -22,7 +22,9 @@
         <w:rPr>
           <w:rFonts w:ascii="Cambria" w:cs="Cambria" w:eastAsia="Cambria" w:hAnsi="Cambria"/>
           <w:b w:val="0"/>
+          <w:bCs w:val="0"/>
           <w:i w:val="0"/>
+          <w:iCs w:val="0"/>
           <w:smallCaps w:val="0"/>
           <w:strike w:val="0"/>
           <w:color w:val="000000"/>
@@ -59,7 +61,9 @@
         <w:rPr>
           <w:rFonts w:ascii="Cambria" w:cs="Cambria" w:eastAsia="Cambria" w:hAnsi="Cambria"/>
           <w:b w:val="0"/>
+          <w:bCs w:val="0"/>
           <w:i w:val="0"/>
+          <w:iCs w:val="0"/>
           <w:smallCaps w:val="0"/>
           <w:strike w:val="0"/>
           <w:color w:val="000000"/>
@@ -96,7 +100,9 @@
         <w:rPr>
           <w:rFonts w:ascii="Cambria" w:cs="Cambria" w:eastAsia="Cambria" w:hAnsi="Cambria"/>
           <w:b w:val="0"/>
+          <w:bCs w:val="0"/>
           <w:i w:val="0"/>
+          <w:iCs w:val="0"/>
           <w:smallCaps w:val="0"/>
           <w:strike w:val="0"/>
           <w:color w:val="000000"/>
@@ -111,7 +117,9 @@
         <w:rPr>
           <w:rFonts w:ascii="Calibri" w:cs="Calibri" w:eastAsia="Calibri" w:hAnsi="Calibri"/>
           <w:b w:val="0"/>
+          <w:bCs w:val="0"/>
           <w:i w:val="0"/>
+          <w:iCs w:val="0"/>
           <w:smallCaps w:val="0"/>
           <w:strike w:val="0"/>
           <w:color w:val="000000"/>
@@ -231,7 +239,9 @@
         <w:rPr>
           <w:rFonts w:ascii="Calibri" w:cs="Calibri" w:eastAsia="Calibri" w:hAnsi="Calibri"/>
           <w:b w:val="0"/>
+          <w:bCs w:val="0"/>
           <w:i w:val="0"/>
+          <w:iCs w:val="0"/>
           <w:smallCaps w:val="0"/>
           <w:strike w:val="0"/>
           <w:color w:val="000000"/>
@@ -351,7 +361,9 @@
         <w:rPr>
           <w:rFonts w:ascii="Calibri" w:cs="Calibri" w:eastAsia="Calibri" w:hAnsi="Calibri"/>
           <w:b w:val="0"/>
+          <w:bCs w:val="0"/>
           <w:i w:val="0"/>
+          <w:iCs w:val="0"/>
           <w:smallCaps w:val="0"/>
           <w:strike w:val="0"/>
           <w:color w:val="000000"/>
@@ -471,7 +483,9 @@
         <w:rPr>
           <w:rFonts w:ascii="Calibri" w:cs="Calibri" w:eastAsia="Calibri" w:hAnsi="Calibri"/>
           <w:b w:val="0"/>
+          <w:bCs w:val="0"/>
           <w:i w:val="0"/>
+          <w:iCs w:val="0"/>
           <w:smallCaps w:val="0"/>
           <w:strike w:val="0"/>
           <w:color w:val="000000"/>
@@ -613,7 +627,9 @@
         <w:rPr>
           <w:rFonts w:ascii="Cambria" w:cs="Cambria" w:eastAsia="Cambria" w:hAnsi="Cambria"/>
           <w:b w:val="0"/>
+          <w:bCs w:val="0"/>
           <w:i w:val="0"/>
+          <w:iCs w:val="0"/>
           <w:smallCaps w:val="0"/>
           <w:strike w:val="0"/>
           <w:color w:val="000000"/>
@@ -628,7 +644,9 @@
         <w:rPr>
           <w:rFonts w:ascii="Cambria" w:cs="Cambria" w:eastAsia="Cambria" w:hAnsi="Cambria"/>
           <w:b w:val="0"/>
+          <w:bCs w:val="0"/>
           <w:i w:val="0"/>
+          <w:iCs w:val="0"/>
           <w:smallCaps w:val="0"/>
           <w:strike w:val="0"/>
           <w:color w:val="000000"/>
@@ -676,7 +694,9 @@
         <w:rPr>
           <w:rFonts w:ascii="Cambria" w:cs="Cambria" w:eastAsia="Cambria" w:hAnsi="Cambria"/>
           <w:b w:val="0"/>
+          <w:bCs w:val="0"/>
           <w:i w:val="0"/>
+          <w:iCs w:val="0"/>
           <w:smallCaps w:val="0"/>
           <w:strike w:val="0"/>
           <w:color w:val="000000"/>
@@ -722,7 +742,9 @@
         <w:rPr>
           <w:rFonts w:ascii="Calibri" w:cs="Calibri" w:eastAsia="Calibri" w:hAnsi="Calibri"/>
           <w:b w:val="0"/>
+          <w:bCs w:val="0"/>
           <w:i w:val="0"/>
+          <w:iCs w:val="0"/>
           <w:smallCaps w:val="0"/>
           <w:strike w:val="0"/>
           <w:color w:val="000000"/>
@@ -759,7 +781,9 @@
         <w:rPr>
           <w:rFonts w:ascii="Calibri" w:cs="Calibri" w:eastAsia="Calibri" w:hAnsi="Calibri"/>
           <w:b w:val="0"/>
+          <w:bCs w:val="0"/>
           <w:i w:val="0"/>
+          <w:iCs w:val="0"/>
           <w:smallCaps w:val="0"/>
           <w:strike w:val="0"/>
           <w:color w:val="000000"/>
@@ -796,7 +820,9 @@
         <w:rPr>
           <w:rFonts w:ascii="Calibri" w:cs="Calibri" w:eastAsia="Calibri" w:hAnsi="Calibri"/>
           <w:b w:val="0"/>
+          <w:bCs w:val="0"/>
           <w:i w:val="0"/>
+          <w:iCs w:val="0"/>
           <w:smallCaps w:val="0"/>
           <w:strike w:val="0"/>
           <w:color w:val="000000"/>
@@ -833,7 +859,9 @@
         <w:rPr>
           <w:rFonts w:ascii="Calibri" w:cs="Calibri" w:eastAsia="Calibri" w:hAnsi="Calibri"/>
           <w:b w:val="0"/>
+          <w:bCs w:val="0"/>
           <w:i w:val="0"/>
+          <w:iCs w:val="0"/>
           <w:smallCaps w:val="0"/>
           <w:strike w:val="0"/>
           <w:color w:val="000000"/>
@@ -934,7 +962,9 @@
         <w:rPr>
           <w:rFonts w:ascii="Calibri" w:cs="Calibri" w:eastAsia="Calibri" w:hAnsi="Calibri"/>
           <w:b w:val="0"/>
+          <w:bCs w:val="0"/>
           <w:i w:val="1"/>
+          <w:iCs w:val="1"/>
           <w:smallCaps w:val="0"/>
           <w:strike w:val="0"/>
           <w:color w:val="548dd4"/>
@@ -948,6 +978,7 @@
       <w:r>
         <w:rPr>
           <w:i w:val="1"/>
+          <w:iCs w:val="1"/>
           <w:color w:val="548dd4"/>
         </w:rPr>
         <w:drawing>
@@ -962,12 +993,12 @@
             <wp:extent cx="1200150" cy="1200150"/>
             <wp:effectExtent b="0" l="0" r="0" t="0"/>
             <wp:wrapNone/>
-            <wp:docPr descr="psi-negro.png" id="13" name="image5.png"/>
+            <wp:docPr descr="psi-negro.png" id="13" name="image1.png"/>
             <a:graphic>
               <a:graphicData uri="http://schemas.openxmlformats.org/drawingml/2006/picture">
                 <pic:pic>
                   <pic:nvPicPr>
-                    <pic:cNvPr descr="psi-negro.png" id="0" name="image5.png"/>
+                    <pic:cNvPr descr="psi-negro.png" id="0" name="image1.png"/>
                     <pic:cNvPicPr preferRelativeResize="0"/>
                   </pic:nvPicPr>
                   <pic:blipFill>
@@ -995,7 +1026,9 @@
         <w:rPr>
           <w:rFonts w:ascii="Calibri" w:cs="Calibri" w:eastAsia="Calibri" w:hAnsi="Calibri"/>
           <w:b w:val="0"/>
+          <w:bCs w:val="0"/>
           <w:i w:val="1"/>
+          <w:iCs w:val="1"/>
           <w:smallCaps w:val="0"/>
           <w:strike w:val="0"/>
           <w:color w:val="548dd4"/>
@@ -1017,12 +1050,12 @@
             <wp:extent cx="1304925" cy="2019300"/>
             <wp:effectExtent b="0" l="0" r="0" t="0"/>
             <wp:wrapSquare wrapText="bothSides" distB="0" distT="0" distL="114300" distR="114300"/>
-            <wp:docPr descr="UNPA.JPG" id="15" name="image1.jpg"/>
+            <wp:docPr descr="UNPA.JPG" id="15" name="image2.jpg"/>
             <a:graphic>
               <a:graphicData uri="http://schemas.openxmlformats.org/drawingml/2006/picture">
                 <pic:pic>
                   <pic:nvPicPr>
-                    <pic:cNvPr descr="UNPA.JPG" id="0" name="image1.jpg"/>
+                    <pic:cNvPr descr="UNPA.JPG" id="0" name="image2.jpg"/>
                     <pic:cNvPicPr preferRelativeResize="0"/>
                   </pic:nvPicPr>
                   <pic:blipFill>
@@ -1078,7 +1111,9 @@
         <w:rPr>
           <w:rFonts w:ascii="Calibri" w:cs="Calibri" w:eastAsia="Calibri" w:hAnsi="Calibri"/>
           <w:b w:val="0"/>
+          <w:bCs w:val="0"/>
           <w:i w:val="1"/>
+          <w:iCs w:val="1"/>
           <w:smallCaps w:val="0"/>
           <w:strike w:val="0"/>
           <w:color w:val="548dd4"/>
@@ -1093,7 +1128,9 @@
         <w:rPr>
           <w:rFonts w:ascii="Calibri" w:cs="Calibri" w:eastAsia="Calibri" w:hAnsi="Calibri"/>
           <w:b w:val="0"/>
+          <w:bCs w:val="0"/>
           <w:i w:val="1"/>
+          <w:iCs w:val="1"/>
           <w:smallCaps w:val="0"/>
           <w:strike w:val="0"/>
           <w:color w:val="548dd4"/>
@@ -1268,7 +1305,9 @@
         <w:rPr>
           <w:rFonts w:ascii="Calibri" w:cs="Calibri" w:eastAsia="Calibri" w:hAnsi="Calibri"/>
           <w:b w:val="0"/>
+          <w:bCs w:val="0"/>
           <w:i w:val="1"/>
+          <w:iCs w:val="1"/>
           <w:smallCaps w:val="0"/>
           <w:strike w:val="0"/>
           <w:color w:val="548dd4"/>
@@ -1314,12 +1353,12 @@
             <wp:extent cx="1200150" cy="1200150"/>
             <wp:effectExtent b="0" l="0" r="0" t="0"/>
             <wp:wrapNone/>
-            <wp:docPr id="17" name="image2.png"/>
+            <wp:docPr id="17" name="image5.png"/>
             <a:graphic>
               <a:graphicData uri="http://schemas.openxmlformats.org/drawingml/2006/picture">
                 <pic:pic>
                   <pic:nvPicPr>
-                    <pic:cNvPr id="0" name="image2.png"/>
+                    <pic:cNvPr id="0" name="image5.png"/>
                     <pic:cNvPicPr preferRelativeResize="0"/>
                   </pic:nvPicPr>
                   <pic:blipFill>
@@ -1386,7 +1425,9 @@
         <w:rPr>
           <w:rFonts w:ascii="Cambria" w:cs="Cambria" w:eastAsia="Cambria" w:hAnsi="Cambria"/>
           <w:b w:val="1"/>
+          <w:bCs w:val="1"/>
           <w:i w:val="0"/>
+          <w:iCs w:val="0"/>
           <w:smallCaps w:val="0"/>
           <w:strike w:val="0"/>
           <w:color w:val="366091"/>
@@ -1401,7 +1442,9 @@
         <w:rPr>
           <w:rFonts w:ascii="Cambria" w:cs="Cambria" w:eastAsia="Cambria" w:hAnsi="Cambria"/>
           <w:b w:val="1"/>
+          <w:bCs w:val="1"/>
           <w:i w:val="0"/>
+          <w:iCs w:val="0"/>
           <w:smallCaps w:val="0"/>
           <w:strike w:val="0"/>
           <w:color w:val="366091"/>
@@ -1417,7 +1460,7 @@
     </w:p>
     <w:sdt>
       <w:sdtPr>
-        <w:id w:val="-1813827330"/>
+        <w:id w:val="1761516433"/>
         <w:docPartObj>
           <w:docPartGallery w:val="Table of Contents"/>
           <w:docPartUnique w:val="1"/>
@@ -1434,6 +1477,7 @@
             <w:ind w:left="0"/>
             <w:rPr>
               <w:b w:val="1"/>
+              <w:bCs w:val="1"/>
               <w:color w:val="000000"/>
               <w:u w:val="none"/>
             </w:rPr>
@@ -1448,7 +1492,9 @@
               <w:rPr>
                 <w:rFonts w:ascii="Calibri" w:cs="Calibri" w:eastAsia="Calibri" w:hAnsi="Calibri"/>
                 <w:b w:val="1"/>
+                <w:bCs w:val="1"/>
                 <w:i w:val="0"/>
+                <w:iCs w:val="0"/>
                 <w:smallCaps w:val="0"/>
                 <w:strike w:val="0"/>
                 <w:color w:val="366091"/>
@@ -1480,6 +1526,7 @@
             <w:ind w:left="0" w:firstLine="0"/>
             <w:rPr>
               <w:b w:val="1"/>
+              <w:bCs w:val="1"/>
               <w:color w:val="366091"/>
               <w:u w:val="none"/>
             </w:rPr>
@@ -1488,7 +1535,9 @@
             <w:r>
               <w:rPr>
                 <w:b w:val="1"/>
+                <w:bCs w:val="1"/>
                 <w:i w:val="0"/>
+                <w:iCs w:val="0"/>
                 <w:smallCaps w:val="0"/>
                 <w:strike w:val="0"/>
                 <w:color w:val="366091"/>
@@ -1520,6 +1569,7 @@
             <w:ind w:left="0" w:firstLine="0"/>
             <w:rPr>
               <w:b w:val="1"/>
+              <w:bCs w:val="1"/>
               <w:color w:val="366091"/>
               <w:u w:val="none"/>
             </w:rPr>
@@ -1528,7 +1578,9 @@
             <w:r>
               <w:rPr>
                 <w:b w:val="1"/>
+                <w:bCs w:val="1"/>
                 <w:i w:val="0"/>
+                <w:iCs w:val="0"/>
                 <w:smallCaps w:val="0"/>
                 <w:strike w:val="0"/>
                 <w:color w:val="366091"/>
@@ -1560,6 +1612,7 @@
             <w:ind w:left="0" w:firstLine="0"/>
             <w:rPr>
               <w:b w:val="1"/>
+              <w:bCs w:val="1"/>
               <w:color w:val="366091"/>
               <w:u w:val="none"/>
             </w:rPr>
@@ -1568,7 +1621,9 @@
             <w:r>
               <w:rPr>
                 <w:b w:val="1"/>
+                <w:bCs w:val="1"/>
                 <w:i w:val="0"/>
+                <w:iCs w:val="0"/>
                 <w:smallCaps w:val="0"/>
                 <w:strike w:val="0"/>
                 <w:color w:val="366091"/>
@@ -1608,7 +1663,9 @@
               <w:rPr>
                 <w:rFonts w:ascii="Calibri" w:cs="Calibri" w:eastAsia="Calibri" w:hAnsi="Calibri"/>
                 <w:b w:val="0"/>
+                <w:bCs w:val="0"/>
                 <w:i w:val="0"/>
+                <w:iCs w:val="0"/>
                 <w:smallCaps w:val="0"/>
                 <w:strike w:val="0"/>
                 <w:color w:val="548dd4"/>
@@ -1648,7 +1705,9 @@
               <w:rPr>
                 <w:rFonts w:ascii="Calibri" w:cs="Calibri" w:eastAsia="Calibri" w:hAnsi="Calibri"/>
                 <w:b w:val="0"/>
+                <w:bCs w:val="0"/>
                 <w:i w:val="0"/>
+                <w:iCs w:val="0"/>
                 <w:smallCaps w:val="0"/>
                 <w:strike w:val="0"/>
                 <w:color w:val="548dd4"/>
@@ -1688,7 +1747,9 @@
               <w:rPr>
                 <w:rFonts w:ascii="Calibri" w:cs="Calibri" w:eastAsia="Calibri" w:hAnsi="Calibri"/>
                 <w:b w:val="0"/>
+                <w:bCs w:val="0"/>
                 <w:i w:val="0"/>
+                <w:iCs w:val="0"/>
                 <w:smallCaps w:val="0"/>
                 <w:strike w:val="0"/>
                 <w:color w:val="548dd4"/>
@@ -1728,7 +1789,9 @@
               <w:rPr>
                 <w:rFonts w:ascii="Calibri" w:cs="Calibri" w:eastAsia="Calibri" w:hAnsi="Calibri"/>
                 <w:b w:val="0"/>
+                <w:bCs w:val="0"/>
                 <w:i w:val="0"/>
+                <w:iCs w:val="0"/>
                 <w:smallCaps w:val="0"/>
                 <w:strike w:val="0"/>
                 <w:color w:val="548dd4"/>
@@ -1768,7 +1831,9 @@
               <w:rPr>
                 <w:rFonts w:ascii="Calibri" w:cs="Calibri" w:eastAsia="Calibri" w:hAnsi="Calibri"/>
                 <w:b w:val="0"/>
+                <w:bCs w:val="0"/>
                 <w:i w:val="0"/>
+                <w:iCs w:val="0"/>
                 <w:smallCaps w:val="0"/>
                 <w:strike w:val="0"/>
                 <w:color w:val="548dd4"/>
@@ -1800,6 +1865,7 @@
             <w:ind w:left="0" w:firstLine="0"/>
             <w:rPr>
               <w:b w:val="1"/>
+              <w:bCs w:val="1"/>
               <w:color w:val="366091"/>
               <w:u w:val="none"/>
             </w:rPr>
@@ -1808,7 +1874,9 @@
             <w:r>
               <w:rPr>
                 <w:b w:val="1"/>
+                <w:bCs w:val="1"/>
                 <w:i w:val="0"/>
+                <w:iCs w:val="0"/>
                 <w:smallCaps w:val="0"/>
                 <w:strike w:val="0"/>
                 <w:color w:val="366091"/>
@@ -1848,7 +1916,9 @@
               <w:rPr>
                 <w:rFonts w:ascii="Calibri" w:cs="Calibri" w:eastAsia="Calibri" w:hAnsi="Calibri"/>
                 <w:b w:val="0"/>
+                <w:bCs w:val="0"/>
                 <w:i w:val="0"/>
+                <w:iCs w:val="0"/>
                 <w:smallCaps w:val="0"/>
                 <w:strike w:val="0"/>
                 <w:color w:val="548dd4"/>
@@ -1888,7 +1958,9 @@
               <w:rPr>
                 <w:rFonts w:ascii="Calibri" w:cs="Calibri" w:eastAsia="Calibri" w:hAnsi="Calibri"/>
                 <w:b w:val="0"/>
+                <w:bCs w:val="0"/>
                 <w:i w:val="0"/>
+                <w:iCs w:val="0"/>
                 <w:smallCaps w:val="0"/>
                 <w:strike w:val="0"/>
                 <w:color w:val="548dd4"/>
@@ -1928,7 +2000,9 @@
               <w:rPr>
                 <w:rFonts w:ascii="Calibri" w:cs="Calibri" w:eastAsia="Calibri" w:hAnsi="Calibri"/>
                 <w:b w:val="0"/>
+                <w:bCs w:val="0"/>
                 <w:i w:val="0"/>
+                <w:iCs w:val="0"/>
                 <w:smallCaps w:val="0"/>
                 <w:strike w:val="0"/>
                 <w:color w:val="548dd4"/>
@@ -1968,7 +2042,9 @@
               <w:rPr>
                 <w:rFonts w:ascii="Calibri" w:cs="Calibri" w:eastAsia="Calibri" w:hAnsi="Calibri"/>
                 <w:b w:val="0"/>
+                <w:bCs w:val="0"/>
                 <w:i w:val="0"/>
+                <w:iCs w:val="0"/>
                 <w:smallCaps w:val="0"/>
                 <w:strike w:val="0"/>
                 <w:color w:val="548dd4"/>
@@ -2000,6 +2076,7 @@
             <w:ind w:left="0" w:firstLine="0"/>
             <w:rPr>
               <w:b w:val="1"/>
+              <w:bCs w:val="1"/>
               <w:color w:val="366091"/>
               <w:u w:val="none"/>
             </w:rPr>
@@ -2008,7 +2085,9 @@
             <w:r>
               <w:rPr>
                 <w:b w:val="1"/>
+                <w:bCs w:val="1"/>
                 <w:i w:val="0"/>
+                <w:iCs w:val="0"/>
                 <w:smallCaps w:val="0"/>
                 <w:strike w:val="0"/>
                 <w:color w:val="366091"/>
@@ -2048,7 +2127,9 @@
               <w:rPr>
                 <w:rFonts w:ascii="Calibri" w:cs="Calibri" w:eastAsia="Calibri" w:hAnsi="Calibri"/>
                 <w:b w:val="0"/>
+                <w:bCs w:val="0"/>
                 <w:i w:val="0"/>
+                <w:iCs w:val="0"/>
                 <w:smallCaps w:val="0"/>
                 <w:strike w:val="0"/>
                 <w:color w:val="548dd4"/>
@@ -2088,7 +2169,9 @@
               <w:rPr>
                 <w:rFonts w:ascii="Calibri" w:cs="Calibri" w:eastAsia="Calibri" w:hAnsi="Calibri"/>
                 <w:b w:val="0"/>
+                <w:bCs w:val="0"/>
                 <w:i w:val="0"/>
+                <w:iCs w:val="0"/>
                 <w:smallCaps w:val="0"/>
                 <w:strike w:val="0"/>
                 <w:color w:val="548dd4"/>
@@ -2128,7 +2211,9 @@
               <w:rPr>
                 <w:rFonts w:ascii="Calibri" w:cs="Calibri" w:eastAsia="Calibri" w:hAnsi="Calibri"/>
                 <w:b w:val="0"/>
+                <w:bCs w:val="0"/>
                 <w:i w:val="0"/>
+                <w:iCs w:val="0"/>
                 <w:smallCaps w:val="0"/>
                 <w:strike w:val="0"/>
                 <w:color w:val="548dd4"/>
@@ -2168,7 +2253,9 @@
               <w:rPr>
                 <w:rFonts w:ascii="Calibri" w:cs="Calibri" w:eastAsia="Calibri" w:hAnsi="Calibri"/>
                 <w:b w:val="0"/>
+                <w:bCs w:val="0"/>
                 <w:i w:val="0"/>
+                <w:iCs w:val="0"/>
                 <w:smallCaps w:val="0"/>
                 <w:strike w:val="0"/>
                 <w:color w:val="548dd4"/>
@@ -2208,7 +2295,9 @@
               <w:rPr>
                 <w:rFonts w:ascii="Calibri" w:cs="Calibri" w:eastAsia="Calibri" w:hAnsi="Calibri"/>
                 <w:b w:val="0"/>
+                <w:bCs w:val="0"/>
                 <w:i w:val="0"/>
+                <w:iCs w:val="0"/>
                 <w:smallCaps w:val="0"/>
                 <w:strike w:val="0"/>
                 <w:color w:val="548dd4"/>
@@ -2248,7 +2337,9 @@
               <w:rPr>
                 <w:rFonts w:ascii="Calibri" w:cs="Calibri" w:eastAsia="Calibri" w:hAnsi="Calibri"/>
                 <w:b w:val="0"/>
+                <w:bCs w:val="0"/>
                 <w:i w:val="0"/>
+                <w:iCs w:val="0"/>
                 <w:smallCaps w:val="0"/>
                 <w:strike w:val="0"/>
                 <w:color w:val="548dd4"/>
@@ -2280,6 +2371,7 @@
             <w:ind w:left="0" w:firstLine="0"/>
             <w:rPr>
               <w:b w:val="1"/>
+              <w:bCs w:val="1"/>
               <w:color w:val="366091"/>
               <w:u w:val="none"/>
             </w:rPr>
@@ -2288,6 +2380,7 @@
             <w:r>
               <w:rPr>
                 <w:b w:val="1"/>
+                <w:bCs w:val="1"/>
                 <w:color w:val="366091"/>
                 <w:u w:val="none"/>
                 <w:rtl w:val="0"/>
@@ -2351,6 +2444,7 @@
       <w:r>
         <w:rPr>
           <w:b w:val="0"/>
+          <w:bCs w:val="0"/>
           <w:color w:val="17365d"/>
           <w:sz w:val="50"/>
           <w:szCs w:val="50"/>
@@ -2424,6 +2518,7 @@
         <w:rPr>
           <w:rFonts w:ascii="Cambria" w:cs="Cambria" w:eastAsia="Cambria" w:hAnsi="Cambria"/>
           <w:b w:val="1"/>
+          <w:bCs w:val="1"/>
           <w:color w:val="4f81bd"/>
           <w:sz w:val="26"/>
           <w:szCs w:val="26"/>
@@ -2592,6 +2687,7 @@
         <w:rPr>
           <w:rFonts w:ascii="Cambria" w:cs="Cambria" w:eastAsia="Cambria" w:hAnsi="Cambria"/>
           <w:b w:val="1"/>
+          <w:bCs w:val="1"/>
           <w:color w:val="366091"/>
           <w:sz w:val="28"/>
           <w:szCs w:val="28"/>
@@ -2626,7 +2722,9 @@
         <w:rPr>
           <w:rFonts w:ascii="Times New Roman" w:cs="Times New Roman" w:eastAsia="Times New Roman" w:hAnsi="Times New Roman"/>
           <w:b w:val="1"/>
+          <w:bCs w:val="1"/>
           <w:i w:val="0"/>
+          <w:iCs w:val="0"/>
           <w:smallCaps w:val="0"/>
           <w:strike w:val="0"/>
           <w:color w:val="000000"/>
@@ -2660,6 +2758,7 @@
         <w:keepLines w:val="1"/>
         <w:rPr>
           <w:i w:val="0"/>
+          <w:iCs w:val="0"/>
           <w:vertAlign w:val="baseline"/>
         </w:rPr>
       </w:pPr>
@@ -2668,6 +2767,7 @@
       <w:r>
         <w:rPr>
           <w:i w:val="0"/>
+          <w:iCs w:val="0"/>
           <w:vertAlign w:val="baseline"/>
           <w:rtl w:val="0"/>
         </w:rPr>
@@ -2847,7 +2947,9 @@
         <w:rPr>
           <w:rFonts w:ascii="Times New Roman" w:cs="Times New Roman" w:eastAsia="Times New Roman" w:hAnsi="Times New Roman"/>
           <w:b w:val="1"/>
+          <w:bCs w:val="1"/>
           <w:i w:val="0"/>
+          <w:iCs w:val="0"/>
           <w:smallCaps w:val="0"/>
           <w:strike w:val="0"/>
           <w:color w:val="000000"/>
@@ -2881,6 +2983,7 @@
         <w:keepLines w:val="1"/>
         <w:rPr>
           <w:i w:val="0"/>
+          <w:iCs w:val="0"/>
           <w:vertAlign w:val="baseline"/>
         </w:rPr>
       </w:pPr>
@@ -2889,6 +2992,7 @@
       <w:r>
         <w:rPr>
           <w:i w:val="0"/>
+          <w:iCs w:val="0"/>
           <w:vertAlign w:val="baseline"/>
           <w:rtl w:val="0"/>
         </w:rPr>
@@ -2931,6 +3035,7 @@
       <w:r>
         <w:rPr>
           <w:i w:val="1"/>
+          <w:iCs w:val="1"/>
           <w:rtl w:val="0"/>
         </w:rPr>
         <w:t xml:space="preserve">Laboratorio Desarrollo de Software’</w:t>
@@ -2944,6 +3049,7 @@
       <w:r>
         <w:rPr>
           <w:i w:val="1"/>
+          <w:iCs w:val="1"/>
           <w:rtl w:val="0"/>
         </w:rPr>
         <w:t xml:space="preserve">Trello</w:t>
@@ -2957,6 +3063,7 @@
       <w:r>
         <w:rPr>
           <w:i w:val="1"/>
+          <w:iCs w:val="1"/>
           <w:rtl w:val="0"/>
         </w:rPr>
         <w:t xml:space="preserve">Toggl Track’</w:t>
@@ -2970,6 +3077,7 @@
       <w:r>
         <w:rPr>
           <w:i w:val="1"/>
+          <w:iCs w:val="1"/>
           <w:rtl w:val="0"/>
         </w:rPr>
         <w:t xml:space="preserve">Clockify’</w:t>
@@ -2983,6 +3091,7 @@
       <w:r>
         <w:rPr>
           <w:i w:val="1"/>
+          <w:iCs w:val="1"/>
           <w:rtl w:val="0"/>
         </w:rPr>
         <w:t xml:space="preserve">Jira’</w:t>
@@ -3009,6 +3118,7 @@
       <w:r>
         <w:rPr>
           <w:i w:val="0"/>
+          <w:iCs w:val="0"/>
           <w:rtl w:val="0"/>
         </w:rPr>
         <w:t xml:space="preserve">Comparación de la oferta</w:t>
@@ -3083,11 +3193,13 @@
               <w:jc w:val="center"/>
               <w:rPr>
                 <w:b w:val="1"/>
+                <w:bCs w:val="1"/>
               </w:rPr>
             </w:pPr>
             <w:r>
               <w:rPr>
                 <w:b w:val="1"/>
+                <w:bCs w:val="1"/>
                 <w:rtl w:val="0"/>
               </w:rPr>
               <w:t xml:space="preserve">Herramienta</w:t>
@@ -3120,11 +3232,13 @@
               <w:jc w:val="center"/>
               <w:rPr>
                 <w:b w:val="1"/>
+                <w:bCs w:val="1"/>
               </w:rPr>
             </w:pPr>
             <w:r>
               <w:rPr>
                 <w:b w:val="1"/>
+                <w:bCs w:val="1"/>
                 <w:rtl w:val="0"/>
               </w:rPr>
               <w:t xml:space="preserve">Costo aproximado</w:t>
@@ -3157,11 +3271,13 @@
               <w:jc w:val="center"/>
               <w:rPr>
                 <w:b w:val="1"/>
+                <w:bCs w:val="1"/>
               </w:rPr>
             </w:pPr>
             <w:r>
               <w:rPr>
                 <w:b w:val="1"/>
+                <w:bCs w:val="1"/>
                 <w:rtl w:val="0"/>
               </w:rPr>
               <w:t xml:space="preserve">Adaptación Académica</w:t>
@@ -3194,11 +3310,13 @@
               <w:jc w:val="center"/>
               <w:rPr>
                 <w:b w:val="1"/>
+                <w:bCs w:val="1"/>
               </w:rPr>
             </w:pPr>
             <w:r>
               <w:rPr>
                 <w:b w:val="1"/>
+                <w:bCs w:val="1"/>
                 <w:rtl w:val="0"/>
               </w:rPr>
               <w:t xml:space="preserve">Curva de Aprendizaje</w:t>
@@ -3231,11 +3349,13 @@
               <w:jc w:val="center"/>
               <w:rPr>
                 <w:b w:val="1"/>
+                <w:bCs w:val="1"/>
               </w:rPr>
             </w:pPr>
             <w:r>
               <w:rPr>
                 <w:b w:val="1"/>
+                <w:bCs w:val="1"/>
                 <w:rtl w:val="0"/>
               </w:rPr>
               <w:t xml:space="preserve">Observaciones</w:t>
@@ -4232,6 +4352,7 @@
       <w:r>
         <w:rPr>
           <w:b w:val="1"/>
+          <w:bCs w:val="1"/>
           <w:rtl w:val="0"/>
         </w:rPr>
         <w:t xml:space="preserve">COCOMO</w:t>
@@ -4340,6 +4461,7 @@
       <w:r>
         <w:rPr>
           <w:b w:val="1"/>
+          <w:bCs w:val="1"/>
           <w:rtl w:val="0"/>
         </w:rPr>
         <w:t xml:space="preserve">:</w:t>
@@ -4374,6 +4496,7 @@
       <w:r>
         <w:rPr>
           <w:b w:val="1"/>
+          <w:bCs w:val="1"/>
           <w:rtl w:val="0"/>
         </w:rPr>
         <w:t xml:space="preserve">:</w:t>
@@ -5295,12 +5418,12 @@
           <wp:extent cx="669290" cy="669290"/>
           <wp:effectExtent b="0" l="0" r="0" t="0"/>
           <wp:wrapSquare wrapText="bothSides" distB="0" distT="0" distL="114300" distR="114300"/>
-          <wp:docPr descr="psi-negro.png" id="14" name="image3.png"/>
+          <wp:docPr descr="psi-negro.png" id="14" name="image4.png"/>
           <a:graphic>
             <a:graphicData uri="http://schemas.openxmlformats.org/drawingml/2006/picture">
               <pic:pic>
                 <pic:nvPicPr>
-                  <pic:cNvPr descr="psi-negro.png" id="0" name="image3.png"/>
+                  <pic:cNvPr descr="psi-negro.png" id="0" name="image4.png"/>
                   <pic:cNvPicPr preferRelativeResize="0"/>
                 </pic:nvPicPr>
                 <pic:blipFill>
@@ -5340,12 +5463,12 @@
           <wp:extent cx="425450" cy="666750"/>
           <wp:effectExtent b="0" l="0" r="0" t="0"/>
           <wp:wrapSquare wrapText="bothSides" distB="0" distT="0" distL="114300" distR="114300"/>
-          <wp:docPr descr="UNPA.JPG" id="16" name="image4.jpg"/>
+          <wp:docPr descr="UNPA.JPG" id="16" name="image3.jpg"/>
           <a:graphic>
             <a:graphicData uri="http://schemas.openxmlformats.org/drawingml/2006/picture">
               <pic:pic>
                 <pic:nvPicPr>
-                  <pic:cNvPr descr="UNPA.JPG" id="0" name="image4.jpg"/>
+                  <pic:cNvPr descr="UNPA.JPG" id="0" name="image3.jpg"/>
                   <pic:cNvPicPr preferRelativeResize="0"/>
                 </pic:nvPicPr>
                 <pic:blipFill>
@@ -6021,6 +6144,7 @@
     <w:rPr>
       <w:rFonts w:ascii="Cambria" w:cs="Cambria" w:eastAsia="Cambria" w:hAnsi="Cambria"/>
       <w:b w:val="1"/>
+      <w:bCs w:val="1"/>
       <w:color w:val="366091"/>
       <w:sz w:val="28"/>
       <w:szCs w:val="28"/>
@@ -6037,6 +6161,7 @@
     <w:rPr>
       <w:rFonts w:ascii="Cambria" w:cs="Cambria" w:eastAsia="Cambria" w:hAnsi="Cambria"/>
       <w:b w:val="1"/>
+      <w:bCs w:val="1"/>
       <w:color w:val="4f81bd"/>
       <w:sz w:val="26"/>
       <w:szCs w:val="26"/>
@@ -6053,6 +6178,7 @@
     <w:rPr>
       <w:rFonts w:ascii="Cambria" w:cs="Cambria" w:eastAsia="Cambria" w:hAnsi="Cambria"/>
       <w:b w:val="1"/>
+      <w:bCs w:val="1"/>
       <w:color w:val="4f81bd"/>
     </w:rPr>
   </w:style>
@@ -6067,7 +6193,9 @@
     <w:rPr>
       <w:rFonts w:ascii="Cambria" w:cs="Cambria" w:eastAsia="Cambria" w:hAnsi="Cambria"/>
       <w:b w:val="1"/>
+      <w:bCs w:val="1"/>
       <w:i w:val="1"/>
+      <w:iCs w:val="1"/>
       <w:color w:val="4f81bd"/>
     </w:rPr>
   </w:style>
@@ -6083,6 +6211,7 @@
     </w:pPr>
     <w:rPr>
       <w:b w:val="1"/>
+      <w:bCs w:val="1"/>
       <w:sz w:val="22"/>
       <w:szCs w:val="22"/>
     </w:rPr>
@@ -6099,6 +6228,7 @@
     </w:pPr>
     <w:rPr>
       <w:b w:val="1"/>
+      <w:bCs w:val="1"/>
       <w:sz w:val="20"/>
       <w:szCs w:val="20"/>
     </w:rPr>
@@ -6133,6 +6263,7 @@
     <w:rPr>
       <w:rFonts w:ascii="Georgia" w:cs="Georgia" w:eastAsia="Georgia" w:hAnsi="Georgia"/>
       <w:i w:val="1"/>
+      <w:iCs w:val="1"/>
       <w:color w:val="666666"/>
       <w:sz w:val="48"/>
       <w:szCs w:val="48"/>

--- a/Etapa Inicio/Estudio de Mercado - Kairos - NexTech.docx
+++ b/Etapa Inicio/Estudio de Mercado - Kairos - NexTech.docx
@@ -993,12 +993,12 @@
             <wp:extent cx="1200150" cy="1200150"/>
             <wp:effectExtent b="0" l="0" r="0" t="0"/>
             <wp:wrapNone/>
-            <wp:docPr descr="psi-negro.png" id="13" name="image1.png"/>
+            <wp:docPr descr="psi-negro.png" id="13" name="image2.png"/>
             <a:graphic>
               <a:graphicData uri="http://schemas.openxmlformats.org/drawingml/2006/picture">
                 <pic:pic>
                   <pic:nvPicPr>
-                    <pic:cNvPr descr="psi-negro.png" id="0" name="image1.png"/>
+                    <pic:cNvPr descr="psi-negro.png" id="0" name="image2.png"/>
                     <pic:cNvPicPr preferRelativeResize="0"/>
                   </pic:nvPicPr>
                   <pic:blipFill>
@@ -1050,12 +1050,12 @@
             <wp:extent cx="1304925" cy="2019300"/>
             <wp:effectExtent b="0" l="0" r="0" t="0"/>
             <wp:wrapSquare wrapText="bothSides" distB="0" distT="0" distL="114300" distR="114300"/>
-            <wp:docPr descr="UNPA.JPG" id="15" name="image2.jpg"/>
+            <wp:docPr descr="UNPA.JPG" id="15" name="image1.jpg"/>
             <a:graphic>
               <a:graphicData uri="http://schemas.openxmlformats.org/drawingml/2006/picture">
                 <pic:pic>
                   <pic:nvPicPr>
-                    <pic:cNvPr descr="UNPA.JPG" id="0" name="image2.jpg"/>
+                    <pic:cNvPr descr="UNPA.JPG" id="0" name="image1.jpg"/>
                     <pic:cNvPicPr preferRelativeResize="0"/>
                   </pic:nvPicPr>
                   <pic:blipFill>
@@ -1353,12 +1353,12 @@
             <wp:extent cx="1200150" cy="1200150"/>
             <wp:effectExtent b="0" l="0" r="0" t="0"/>
             <wp:wrapNone/>
-            <wp:docPr id="17" name="image5.png"/>
+            <wp:docPr id="17" name="image4.png"/>
             <a:graphic>
               <a:graphicData uri="http://schemas.openxmlformats.org/drawingml/2006/picture">
                 <pic:pic>
                   <pic:nvPicPr>
-                    <pic:cNvPr id="0" name="image5.png"/>
+                    <pic:cNvPr id="0" name="image4.png"/>
                     <pic:cNvPicPr preferRelativeResize="0"/>
                   </pic:nvPicPr>
                   <pic:blipFill>
@@ -1460,7 +1460,7 @@
     </w:p>
     <w:sdt>
       <w:sdtPr>
-        <w:id w:val="1761516433"/>
+        <w:id w:val="-1660414072"/>
         <w:docPartObj>
           <w:docPartGallery w:val="Table of Contents"/>
           <w:docPartUnique w:val="1"/>
@@ -5418,12 +5418,12 @@
           <wp:extent cx="669290" cy="669290"/>
           <wp:effectExtent b="0" l="0" r="0" t="0"/>
           <wp:wrapSquare wrapText="bothSides" distB="0" distT="0" distL="114300" distR="114300"/>
-          <wp:docPr descr="psi-negro.png" id="14" name="image4.png"/>
+          <wp:docPr descr="psi-negro.png" id="14" name="image3.png"/>
           <a:graphic>
             <a:graphicData uri="http://schemas.openxmlformats.org/drawingml/2006/picture">
               <pic:pic>
                 <pic:nvPicPr>
-                  <pic:cNvPr descr="psi-negro.png" id="0" name="image4.png"/>
+                  <pic:cNvPr descr="psi-negro.png" id="0" name="image3.png"/>
                   <pic:cNvPicPr preferRelativeResize="0"/>
                 </pic:nvPicPr>
                 <pic:blipFill>
@@ -5463,12 +5463,12 @@
           <wp:extent cx="425450" cy="666750"/>
           <wp:effectExtent b="0" l="0" r="0" t="0"/>
           <wp:wrapSquare wrapText="bothSides" distB="0" distT="0" distL="114300" distR="114300"/>
-          <wp:docPr descr="UNPA.JPG" id="16" name="image3.jpg"/>
+          <wp:docPr descr="UNPA.JPG" id="16" name="image5.jpg"/>
           <a:graphic>
             <a:graphicData uri="http://schemas.openxmlformats.org/drawingml/2006/picture">
               <pic:pic>
                 <pic:nvPicPr>
-                  <pic:cNvPr descr="UNPA.JPG" id="0" name="image3.jpg"/>
+                  <pic:cNvPr descr="UNPA.JPG" id="0" name="image5.jpg"/>
                   <pic:cNvPicPr preferRelativeResize="0"/>
                 </pic:nvPicPr>
                 <pic:blipFill>

--- a/Etapa Inicio/Estudio de Mercado - Kairos - NexTech.docx
+++ b/Etapa Inicio/Estudio de Mercado - Kairos - NexTech.docx
@@ -993,12 +993,12 @@
             <wp:extent cx="1200150" cy="1200150"/>
             <wp:effectExtent b="0" l="0" r="0" t="0"/>
             <wp:wrapNone/>
-            <wp:docPr descr="psi-negro.png" id="13" name="image2.png"/>
+            <wp:docPr descr="psi-negro.png" id="13" name="image3.png"/>
             <a:graphic>
               <a:graphicData uri="http://schemas.openxmlformats.org/drawingml/2006/picture">
                 <pic:pic>
                   <pic:nvPicPr>
-                    <pic:cNvPr descr="psi-negro.png" id="0" name="image2.png"/>
+                    <pic:cNvPr descr="psi-negro.png" id="0" name="image3.png"/>
                     <pic:cNvPicPr preferRelativeResize="0"/>
                   </pic:nvPicPr>
                   <pic:blipFill>
@@ -1353,12 +1353,12 @@
             <wp:extent cx="1200150" cy="1200150"/>
             <wp:effectExtent b="0" l="0" r="0" t="0"/>
             <wp:wrapNone/>
-            <wp:docPr id="17" name="image4.png"/>
+            <wp:docPr id="17" name="image2.png"/>
             <a:graphic>
               <a:graphicData uri="http://schemas.openxmlformats.org/drawingml/2006/picture">
                 <pic:pic>
                   <pic:nvPicPr>
-                    <pic:cNvPr id="0" name="image4.png"/>
+                    <pic:cNvPr id="0" name="image2.png"/>
                     <pic:cNvPicPr preferRelativeResize="0"/>
                   </pic:nvPicPr>
                   <pic:blipFill>
@@ -1460,7 +1460,7 @@
     </w:p>
     <w:sdt>
       <w:sdtPr>
-        <w:id w:val="-1660414072"/>
+        <w:id w:val="1670615668"/>
         <w:docPartObj>
           <w:docPartGallery w:val="Table of Contents"/>
           <w:docPartUnique w:val="1"/>
@@ -5418,12 +5418,12 @@
           <wp:extent cx="669290" cy="669290"/>
           <wp:effectExtent b="0" l="0" r="0" t="0"/>
           <wp:wrapSquare wrapText="bothSides" distB="0" distT="0" distL="114300" distR="114300"/>
-          <wp:docPr descr="psi-negro.png" id="14" name="image3.png"/>
+          <wp:docPr descr="psi-negro.png" id="14" name="image4.png"/>
           <a:graphic>
             <a:graphicData uri="http://schemas.openxmlformats.org/drawingml/2006/picture">
               <pic:pic>
                 <pic:nvPicPr>
-                  <pic:cNvPr descr="psi-negro.png" id="0" name="image3.png"/>
+                  <pic:cNvPr descr="psi-negro.png" id="0" name="image4.png"/>
                   <pic:cNvPicPr preferRelativeResize="0"/>
                 </pic:nvPicPr>
                 <pic:blipFill>

--- a/Etapa Inicio/Estudio de Mercado - Kairos - NexTech.docx
+++ b/Etapa Inicio/Estudio de Mercado - Kairos - NexTech.docx
@@ -1460,7 +1460,7 @@
     </w:p>
     <w:sdt>
       <w:sdtPr>
-        <w:id w:val="1670615668"/>
+        <w:id w:val="1852955109"/>
         <w:docPartObj>
           <w:docPartGallery w:val="Table of Contents"/>
           <w:docPartUnique w:val="1"/>

--- a/Etapa Inicio/Estudio de Mercado - Kairos - NexTech.docx
+++ b/Etapa Inicio/Estudio de Mercado - Kairos - NexTech.docx
@@ -993,12 +993,12 @@
             <wp:extent cx="1200150" cy="1200150"/>
             <wp:effectExtent b="0" l="0" r="0" t="0"/>
             <wp:wrapNone/>
-            <wp:docPr descr="psi-negro.png" id="13" name="image3.png"/>
+            <wp:docPr descr="psi-negro.png" id="13" name="image5.png"/>
             <a:graphic>
               <a:graphicData uri="http://schemas.openxmlformats.org/drawingml/2006/picture">
                 <pic:pic>
                   <pic:nvPicPr>
-                    <pic:cNvPr descr="psi-negro.png" id="0" name="image3.png"/>
+                    <pic:cNvPr descr="psi-negro.png" id="0" name="image5.png"/>
                     <pic:cNvPicPr preferRelativeResize="0"/>
                   </pic:nvPicPr>
                   <pic:blipFill>
@@ -1050,12 +1050,12 @@
             <wp:extent cx="1304925" cy="2019300"/>
             <wp:effectExtent b="0" l="0" r="0" t="0"/>
             <wp:wrapSquare wrapText="bothSides" distB="0" distT="0" distL="114300" distR="114300"/>
-            <wp:docPr descr="UNPA.JPG" id="15" name="image1.jpg"/>
+            <wp:docPr descr="UNPA.JPG" id="15" name="image3.jpg"/>
             <a:graphic>
               <a:graphicData uri="http://schemas.openxmlformats.org/drawingml/2006/picture">
                 <pic:pic>
                   <pic:nvPicPr>
-                    <pic:cNvPr descr="UNPA.JPG" id="0" name="image1.jpg"/>
+                    <pic:cNvPr descr="UNPA.JPG" id="0" name="image3.jpg"/>
                     <pic:cNvPicPr preferRelativeResize="0"/>
                   </pic:nvPicPr>
                   <pic:blipFill>
@@ -1460,7 +1460,7 @@
     </w:p>
     <w:sdt>
       <w:sdtPr>
-        <w:id w:val="1852955109"/>
+        <w:id w:val="2053299419"/>
         <w:docPartObj>
           <w:docPartGallery w:val="Table of Contents"/>
           <w:docPartUnique w:val="1"/>
@@ -2792,7 +2792,7 @@
           <w:tab w:val="left" w:leader="none" w:pos="0"/>
         </w:tabs>
         <w:spacing w:after="0" w:before="200" w:line="276" w:lineRule="auto"/>
-        <w:ind w:left="115" w:right="0" w:hanging="5.9999999999999964"/>
+        <w:ind w:left="0" w:right="0" w:firstLine="0"/>
         <w:jc w:val="both"/>
         <w:rPr/>
       </w:pPr>
@@ -2811,7 +2811,7 @@
         <w:widowControl w:val="1"/>
         <w:numPr>
           <w:ilvl w:val="0"/>
-          <w:numId w:val="3"/>
+          <w:numId w:val="2"/>
         </w:numPr>
         <w:pBdr>
           <w:top w:space="0" w:sz="0" w:val="nil"/>
@@ -2846,7 +2846,7 @@
         <w:widowControl w:val="1"/>
         <w:numPr>
           <w:ilvl w:val="0"/>
-          <w:numId w:val="3"/>
+          <w:numId w:val="2"/>
         </w:numPr>
         <w:pBdr>
           <w:top w:space="0" w:sz="0" w:val="nil"/>
@@ -2881,7 +2881,7 @@
         <w:widowControl w:val="1"/>
         <w:numPr>
           <w:ilvl w:val="0"/>
-          <w:numId w:val="3"/>
+          <w:numId w:val="2"/>
         </w:numPr>
         <w:pBdr>
           <w:top w:space="0" w:sz="0" w:val="nil"/>
@@ -2907,28 +2907,22 @@
         </w:rPr>
         <w:t xml:space="preserve">Docentes de la materia.</w:t>
       </w:r>
-      <w:r>
-        <w:rPr>
-          <w:rtl w:val="0"/>
-        </w:rPr>
-      </w:r>
     </w:p>
     <w:p>
       <w:pPr>
-        <w:pStyle w:val="Heading3"/>
-        <w:widowControl w:val="0"/>
         <w:tabs>
           <w:tab w:val="left" w:leader="none" w:pos="0"/>
         </w:tabs>
-        <w:spacing w:after="60" w:before="120" w:lineRule="auto"/>
         <w:ind w:left="0"/>
-        <w:rPr>
-          <w:sz w:val="26"/>
-          <w:szCs w:val="26"/>
-        </w:rPr>
-      </w:pPr>
-      <w:bookmarkStart w:colFirst="0" w:colLast="0" w:name="_kgji3fw4sxfd" w:id="9"/>
-      <w:bookmarkEnd w:id="9"/>
+        <w:jc w:val="both"/>
+        <w:rPr/>
+      </w:pPr>
+      <w:r>
+        <w:rPr>
+          <w:rtl w:val="0"/>
+        </w:rPr>
+        <w:t xml:space="preserve">Actualmente, los estudiantes utilizan distintas herramientas para planificar tareas y registrar tiempos, lo que genera información fragmentada y dificulta el seguimiento del avance del proyecto. La falta de una herramienta unificada evidencia una necesidad real de un sistema que centralice planificación, asignación de tareas y control de tiempos en el entorno académico.</w:t>
+      </w:r>
       <w:r>
         <w:rPr>
           <w:rtl w:val="0"/>
@@ -2960,8 +2954,8 @@
           <w:vertAlign w:val="baseline"/>
         </w:rPr>
       </w:pPr>
-      <w:bookmarkStart w:colFirst="0" w:colLast="0" w:name="_20rouu2xr4s5" w:id="10"/>
-      <w:bookmarkEnd w:id="10"/>
+      <w:bookmarkStart w:colFirst="0" w:colLast="0" w:name="_20rouu2xr4s5" w:id="9"/>
+      <w:bookmarkEnd w:id="9"/>
       <w:r>
         <w:rPr>
           <w:sz w:val="26"/>
@@ -2987,8 +2981,8 @@
           <w:vertAlign w:val="baseline"/>
         </w:rPr>
       </w:pPr>
-      <w:bookmarkStart w:colFirst="0" w:colLast="0" w:name="_va0b9xunnd5v" w:id="11"/>
-      <w:bookmarkEnd w:id="11"/>
+      <w:bookmarkStart w:colFirst="0" w:colLast="0" w:name="_va0b9xunnd5v" w:id="10"/>
+      <w:bookmarkEnd w:id="10"/>
       <w:r>
         <w:rPr>
           <w:i w:val="0"/>
@@ -3019,12 +3013,7 @@
         <w:spacing w:after="0" w:before="200" w:line="276" w:lineRule="auto"/>
         <w:ind w:left="115" w:right="0" w:hanging="5.9999999999999964"/>
         <w:jc w:val="both"/>
-        <w:rPr>
-          <w:rFonts w:ascii="Calibri" w:cs="Calibri" w:eastAsia="Calibri" w:hAnsi="Calibri"/>
-          <w:color w:val="000000"/>
-          <w:sz w:val="26"/>
-          <w:szCs w:val="26"/>
-        </w:rPr>
+        <w:rPr/>
       </w:pPr>
       <w:r>
         <w:rPr>
@@ -3102,6 +3091,221 @@
         </w:rPr>
         <w:t xml:space="preserve">, etc. Es por ello, que el software planteado busca reemplazar estas herramientas complejas y costosas ofreciendo simplicidad, estandarización y accesibilidad, buscando siempre brindar un valor agregado. </w:t>
       </w:r>
+    </w:p>
+    <w:p>
+      <w:pPr>
+        <w:pStyle w:val="Heading4"/>
+        <w:rPr/>
+      </w:pPr>
+      <w:bookmarkStart w:colFirst="0" w:colLast="0" w:name="_kedgkg4t7brp" w:id="11"/>
+      <w:bookmarkEnd w:id="11"/>
+      <w:r>
+        <w:rPr>
+          <w:i w:val="0"/>
+          <w:iCs w:val="0"/>
+          <w:rtl w:val="0"/>
+        </w:rPr>
+        <w:t xml:space="preserve">Ventajas competitivas de Kairos</w:t>
+      </w:r>
+      <w:r>
+        <w:rPr>
+          <w:rtl w:val="0"/>
+        </w:rPr>
+      </w:r>
+    </w:p>
+    <w:p>
+      <w:pPr>
+        <w:numPr>
+          <w:ilvl w:val="0"/>
+          <w:numId w:val="3"/>
+        </w:numPr>
+        <w:tabs>
+          <w:tab w:val="left" w:leader="none" w:pos="0"/>
+        </w:tabs>
+        <w:spacing w:after="0" w:afterAutospacing="0"/>
+        <w:ind w:left="720" w:hanging="360"/>
+        <w:jc w:val="both"/>
+        <w:rPr>
+          <w:u w:val="none"/>
+        </w:rPr>
+      </w:pPr>
+      <w:r>
+        <w:rPr>
+          <w:rtl w:val="0"/>
+        </w:rPr>
+        <w:t xml:space="preserve">Integra planificación, tareas, tiempos y reportes en una sola plataforma.</w:t>
+      </w:r>
+    </w:p>
+    <w:p>
+      <w:pPr>
+        <w:numPr>
+          <w:ilvl w:val="0"/>
+          <w:numId w:val="3"/>
+        </w:numPr>
+        <w:tabs>
+          <w:tab w:val="left" w:leader="none" w:pos="0"/>
+        </w:tabs>
+        <w:spacing w:after="0" w:afterAutospacing="0" w:before="0" w:beforeAutospacing="0"/>
+        <w:ind w:left="720" w:hanging="360"/>
+        <w:jc w:val="both"/>
+        <w:rPr>
+          <w:u w:val="none"/>
+        </w:rPr>
+      </w:pPr>
+      <w:r>
+        <w:rPr>
+          <w:rtl w:val="0"/>
+        </w:rPr>
+        <w:t xml:space="preserve">Adaptada específicamente al contexto académico.</w:t>
+      </w:r>
+    </w:p>
+    <w:p>
+      <w:pPr>
+        <w:numPr>
+          <w:ilvl w:val="0"/>
+          <w:numId w:val="3"/>
+        </w:numPr>
+        <w:tabs>
+          <w:tab w:val="left" w:leader="none" w:pos="0"/>
+        </w:tabs>
+        <w:spacing w:after="0" w:afterAutospacing="0" w:before="0" w:beforeAutospacing="0"/>
+        <w:ind w:left="720" w:hanging="360"/>
+        <w:jc w:val="both"/>
+        <w:rPr>
+          <w:u w:val="none"/>
+        </w:rPr>
+      </w:pPr>
+      <w:r>
+        <w:rPr>
+          <w:rtl w:val="0"/>
+        </w:rPr>
+        <w:t xml:space="preserve">Curva de aprendizaje baja.</w:t>
+      </w:r>
+    </w:p>
+    <w:p>
+      <w:pPr>
+        <w:numPr>
+          <w:ilvl w:val="0"/>
+          <w:numId w:val="3"/>
+        </w:numPr>
+        <w:tabs>
+          <w:tab w:val="left" w:leader="none" w:pos="0"/>
+        </w:tabs>
+        <w:spacing w:after="0" w:afterAutospacing="0" w:before="0" w:beforeAutospacing="0"/>
+        <w:ind w:left="720" w:hanging="360"/>
+        <w:jc w:val="both"/>
+        <w:rPr>
+          <w:u w:val="none"/>
+        </w:rPr>
+      </w:pPr>
+      <w:r>
+        <w:rPr>
+          <w:rtl w:val="0"/>
+        </w:rPr>
+        <w:t xml:space="preserve">Gratuita y accesible para estudiantes.</w:t>
+      </w:r>
+    </w:p>
+    <w:p>
+      <w:pPr>
+        <w:numPr>
+          <w:ilvl w:val="0"/>
+          <w:numId w:val="3"/>
+        </w:numPr>
+        <w:tabs>
+          <w:tab w:val="left" w:leader="none" w:pos="0"/>
+        </w:tabs>
+        <w:spacing w:before="0" w:beforeAutospacing="0"/>
+        <w:ind w:left="720" w:hanging="360"/>
+        <w:jc w:val="both"/>
+        <w:rPr>
+          <w:u w:val="none"/>
+        </w:rPr>
+      </w:pPr>
+      <w:r>
+        <w:rPr>
+          <w:rtl w:val="0"/>
+        </w:rPr>
+        <w:t xml:space="preserve">Permite seguimiento y evaluación docente.</w:t>
+      </w:r>
+    </w:p>
+    <w:p>
+      <w:pPr>
+        <w:keepNext w:val="0"/>
+        <w:keepLines w:val="0"/>
+        <w:pageBreakBefore w:val="0"/>
+        <w:widowControl w:val="1"/>
+        <w:pBdr>
+          <w:top w:space="0" w:sz="0" w:val="nil"/>
+          <w:left w:space="0" w:sz="0" w:val="nil"/>
+          <w:bottom w:space="0" w:sz="0" w:val="nil"/>
+          <w:right w:space="0" w:sz="0" w:val="nil"/>
+          <w:between w:space="0" w:sz="0" w:val="nil"/>
+        </w:pBdr>
+        <w:shd w:fill="auto" w:val="clear"/>
+        <w:tabs>
+          <w:tab w:val="left" w:leader="none" w:pos="0"/>
+        </w:tabs>
+        <w:spacing w:after="0" w:before="200" w:line="276" w:lineRule="auto"/>
+        <w:ind w:left="115" w:right="0" w:hanging="5.9999999999999964"/>
+        <w:jc w:val="both"/>
+        <w:rPr/>
+      </w:pPr>
+      <w:r>
+        <w:rPr>
+          <w:rtl w:val="0"/>
+        </w:rPr>
+      </w:r>
+    </w:p>
+    <w:p>
+      <w:pPr>
+        <w:keepNext w:val="0"/>
+        <w:keepLines w:val="0"/>
+        <w:pageBreakBefore w:val="0"/>
+        <w:widowControl w:val="1"/>
+        <w:pBdr>
+          <w:top w:space="0" w:sz="0" w:val="nil"/>
+          <w:left w:space="0" w:sz="0" w:val="nil"/>
+          <w:bottom w:space="0" w:sz="0" w:val="nil"/>
+          <w:right w:space="0" w:sz="0" w:val="nil"/>
+          <w:between w:space="0" w:sz="0" w:val="nil"/>
+        </w:pBdr>
+        <w:shd w:fill="auto" w:val="clear"/>
+        <w:tabs>
+          <w:tab w:val="left" w:leader="none" w:pos="0"/>
+        </w:tabs>
+        <w:spacing w:after="0" w:before="200" w:line="276" w:lineRule="auto"/>
+        <w:ind w:left="115" w:right="0" w:hanging="5.9999999999999964"/>
+        <w:jc w:val="both"/>
+        <w:rPr/>
+      </w:pPr>
+      <w:r>
+        <w:rPr>
+          <w:rtl w:val="0"/>
+        </w:rPr>
+      </w:r>
+    </w:p>
+    <w:p>
+      <w:pPr>
+        <w:keepNext w:val="0"/>
+        <w:keepLines w:val="0"/>
+        <w:pageBreakBefore w:val="0"/>
+        <w:widowControl w:val="1"/>
+        <w:pBdr>
+          <w:top w:space="0" w:sz="0" w:val="nil"/>
+          <w:left w:space="0" w:sz="0" w:val="nil"/>
+          <w:bottom w:space="0" w:sz="0" w:val="nil"/>
+          <w:right w:space="0" w:sz="0" w:val="nil"/>
+          <w:between w:space="0" w:sz="0" w:val="nil"/>
+        </w:pBdr>
+        <w:shd w:fill="auto" w:val="clear"/>
+        <w:tabs>
+          <w:tab w:val="left" w:leader="none" w:pos="0"/>
+        </w:tabs>
+        <w:spacing w:after="0" w:before="200" w:line="276" w:lineRule="auto"/>
+        <w:ind w:left="109" w:right="0" w:firstLine="0"/>
+        <w:jc w:val="both"/>
+        <w:rPr/>
+      </w:pPr>
       <w:r>
         <w:rPr>
           <w:rtl w:val="0"/>
@@ -4246,201 +4450,6 @@
     </w:tbl>
     <w:p>
       <w:pPr>
-        <w:tabs>
-          <w:tab w:val="left" w:leader="none" w:pos="0"/>
-        </w:tabs>
-        <w:spacing w:after="240" w:before="240" w:lineRule="auto"/>
-        <w:ind w:left="0"/>
-        <w:jc w:val="both"/>
-        <w:rPr/>
-      </w:pPr>
-      <w:r>
-        <w:rPr>
-          <w:rtl w:val="0"/>
-        </w:rPr>
-        <w:t xml:space="preserve">Kairos se posiciona como alternativa gratuita, simple y adaptada al entorno académico, diferenciándose de las soluciones comerciales.</w:t>
-      </w:r>
-      <w:r>
-        <w:rPr>
-          <w:rtl w:val="0"/>
-        </w:rPr>
-      </w:r>
-    </w:p>
-    <w:p>
-      <w:pPr>
-        <w:pStyle w:val="Heading3"/>
-        <w:widowControl w:val="0"/>
-        <w:tabs>
-          <w:tab w:val="left" w:leader="none" w:pos="0"/>
-        </w:tabs>
-        <w:spacing w:after="60" w:before="120" w:lineRule="auto"/>
-        <w:ind w:left="0"/>
-        <w:rPr>
-          <w:color w:val="366091"/>
-          <w:sz w:val="28"/>
-          <w:szCs w:val="28"/>
-        </w:rPr>
-      </w:pPr>
-      <w:bookmarkStart w:colFirst="0" w:colLast="0" w:name="_17w87uc2i4h" w:id="13"/>
-      <w:bookmarkEnd w:id="13"/>
-      <w:r>
-        <w:rPr>
-          <w:rtl w:val="0"/>
-        </w:rPr>
-      </w:r>
-    </w:p>
-    <w:p>
-      <w:pPr>
-        <w:pStyle w:val="Heading3"/>
-        <w:widowControl w:val="0"/>
-        <w:tabs>
-          <w:tab w:val="left" w:leader="none" w:pos="0"/>
-        </w:tabs>
-        <w:spacing w:after="60" w:before="120" w:lineRule="auto"/>
-        <w:ind w:left="0"/>
-        <w:rPr>
-          <w:color w:val="366091"/>
-          <w:sz w:val="28"/>
-          <w:szCs w:val="28"/>
-        </w:rPr>
-      </w:pPr>
-      <w:bookmarkStart w:colFirst="0" w:colLast="0" w:name="_6sz53bsp1p3j" w:id="14"/>
-      <w:bookmarkEnd w:id="14"/>
-      <w:r>
-        <w:rPr>
-          <w:color w:val="366091"/>
-          <w:sz w:val="28"/>
-          <w:szCs w:val="28"/>
-          <w:rtl w:val="0"/>
-        </w:rPr>
-        <w:t xml:space="preserve">Evaluación Financiera y Costos</w:t>
-      </w:r>
-    </w:p>
-    <w:p>
-      <w:pPr>
-        <w:tabs>
-          <w:tab w:val="left" w:leader="none" w:pos="0"/>
-        </w:tabs>
-        <w:spacing w:after="240" w:before="240" w:lineRule="auto"/>
-        <w:ind w:left="0"/>
-        <w:jc w:val="both"/>
-        <w:rPr/>
-      </w:pPr>
-      <w:r>
-        <w:rPr>
-          <w:rtl w:val="0"/>
-        </w:rPr>
-        <w:t xml:space="preserve">El costo de desarrollo de ‘Kairos’ se estima principalmente en función de la mano de obra, ya que en el ámbito académico los recursos de infraestructura (servidores, hosting, licencias) pueden resolverse con planes gratuitos o aportes de la universidad.</w:t>
-      </w:r>
-    </w:p>
-    <w:p>
-      <w:pPr>
-        <w:tabs>
-          <w:tab w:val="left" w:leader="none" w:pos="0"/>
-        </w:tabs>
-        <w:spacing w:after="240" w:before="240" w:lineRule="auto"/>
-        <w:ind w:left="0"/>
-        <w:jc w:val="both"/>
-        <w:rPr/>
-      </w:pPr>
-      <w:r>
-        <w:rPr>
-          <w:rtl w:val="0"/>
-        </w:rPr>
-        <w:t xml:space="preserve">De acuerdo con referencias de la industria, un sistema de complejidad intermedia como ‘Kairos' demanda entre 500 y 1.000 horas de trabajo. Este valor surge de guías de estimación de proyectos de software y metodologías reconocidas como </w:t>
-      </w:r>
-      <w:r>
-        <w:rPr>
-          <w:b w:val="1"/>
-          <w:bCs w:val="1"/>
-          <w:rtl w:val="0"/>
-        </w:rPr>
-        <w:t xml:space="preserve">COCOMO</w:t>
-      </w:r>
-      <w:r>
-        <w:rPr>
-          <w:rtl w:val="0"/>
-        </w:rPr>
-        <w:t xml:space="preserve">.</w:t>
-      </w:r>
-    </w:p>
-    <w:p>
-      <w:pPr>
-        <w:tabs>
-          <w:tab w:val="left" w:leader="none" w:pos="0"/>
-        </w:tabs>
-        <w:spacing w:after="240" w:before="240" w:lineRule="auto"/>
-        <w:ind w:left="0"/>
-        <w:jc w:val="both"/>
-        <w:rPr/>
-      </w:pPr>
-      <w:r>
-        <w:rPr>
-          <w:rtl w:val="0"/>
-        </w:rPr>
-        <w:t xml:space="preserve">En Argentina durante 2025:</w:t>
-      </w:r>
-    </w:p>
-    <w:p>
-      <w:pPr>
-        <w:numPr>
-          <w:ilvl w:val="0"/>
-          <w:numId w:val="2"/>
-        </w:numPr>
-        <w:tabs>
-          <w:tab w:val="left" w:leader="none" w:pos="0"/>
-        </w:tabs>
-        <w:spacing w:after="0" w:afterAutospacing="0" w:before="240" w:lineRule="auto"/>
-        <w:ind w:left="720" w:hanging="360"/>
-        <w:jc w:val="both"/>
-      </w:pPr>
-      <w:r>
-        <w:rPr>
-          <w:rtl w:val="0"/>
-        </w:rPr>
-        <w:t xml:space="preserve">Las tarifas freelance oscilan entre $6.500 y $12.500 ARS por hora (aproximadamente USD 5–10).</w:t>
-        <w:br w:type="textWrapping"/>
-      </w:r>
-    </w:p>
-    <w:p>
-      <w:pPr>
-        <w:numPr>
-          <w:ilvl w:val="0"/>
-          <w:numId w:val="2"/>
-        </w:numPr>
-        <w:tabs>
-          <w:tab w:val="left" w:leader="none" w:pos="0"/>
-        </w:tabs>
-        <w:spacing w:after="240" w:before="0" w:beforeAutospacing="0" w:lineRule="auto"/>
-        <w:ind w:left="720" w:hanging="360"/>
-        <w:jc w:val="both"/>
-      </w:pPr>
-      <w:r>
-        <w:rPr>
-          <w:rtl w:val="0"/>
-        </w:rPr>
-        <w:t xml:space="preserve">El salario promedio del sector software fue de $2.460.211 ARS mensuales, mientras que un desarrollador junior percibe alrededor de $1.340.000 ARS.</w:t>
-      </w:r>
-    </w:p>
-    <w:p>
-      <w:pPr>
-        <w:tabs>
-          <w:tab w:val="left" w:leader="none" w:pos="0"/>
-        </w:tabs>
-        <w:spacing w:after="240" w:before="240" w:lineRule="auto"/>
-        <w:ind w:left="0"/>
-        <w:jc w:val="both"/>
-        <w:rPr/>
-      </w:pPr>
-      <w:r>
-        <w:rPr>
-          <w:rtl w:val="0"/>
-        </w:rPr>
-        <w:t xml:space="preserve">Con estas referencias, el costo estimado de desarrollo sería:</w:t>
-      </w:r>
-    </w:p>
-    <w:p>
-      <w:pPr>
         <w:numPr>
           <w:ilvl w:val="0"/>
           <w:numId w:val="1"/>
@@ -4451,27 +4460,85 @@
         <w:spacing w:after="0" w:afterAutospacing="0" w:before="240" w:lineRule="auto"/>
         <w:ind w:left="720" w:hanging="360"/>
         <w:jc w:val="both"/>
-      </w:pPr>
-      <w:r>
-        <w:rPr>
-          <w:rtl w:val="0"/>
-        </w:rPr>
-        <w:t xml:space="preserve">Mínimo</w:t>
-      </w:r>
+        <w:rPr>
+          <w:u w:val="none"/>
+        </w:rPr>
+      </w:pPr>
       <w:r>
         <w:rPr>
           <w:b w:val="1"/>
           <w:bCs w:val="1"/>
           <w:rtl w:val="0"/>
         </w:rPr>
-        <w:t xml:space="preserve">:</w:t>
-      </w:r>
-      <w:r>
-        <w:rPr>
-          <w:rtl w:val="0"/>
-        </w:rPr>
-        <w:t xml:space="preserve"> $3.250.000 ARS (aproximadamente USD 2.500).</w:t>
-        <w:br w:type="textWrapping"/>
+        <w:t xml:space="preserve">Trello:</w:t>
+      </w:r>
+      <w:r>
+        <w:rPr>
+          <w:rtl w:val="0"/>
+        </w:rPr>
+        <w:t xml:space="preserve"> permite gestionar tareas, pero no integra control de tiempos ni métricas académicas.</w:t>
+      </w:r>
+    </w:p>
+    <w:p>
+      <w:pPr>
+        <w:numPr>
+          <w:ilvl w:val="0"/>
+          <w:numId w:val="1"/>
+        </w:numPr>
+        <w:tabs>
+          <w:tab w:val="left" w:leader="none" w:pos="0"/>
+        </w:tabs>
+        <w:spacing w:after="0" w:afterAutospacing="0" w:before="0" w:beforeAutospacing="0" w:lineRule="auto"/>
+        <w:ind w:left="720" w:hanging="360"/>
+        <w:jc w:val="both"/>
+        <w:rPr>
+          <w:u w:val="none"/>
+        </w:rPr>
+      </w:pPr>
+      <w:r>
+        <w:rPr>
+          <w:b w:val="1"/>
+          <w:bCs w:val="1"/>
+          <w:rtl w:val="0"/>
+        </w:rPr>
+        <w:t xml:space="preserve">Toggl Track:</w:t>
+      </w:r>
+      <w:r>
+        <w:rPr>
+          <w:rtl w:val="0"/>
+        </w:rPr>
+        <w:t xml:space="preserve"> excelente para registrar tiempos, pero no organiza tareas ni iteraciones.</w:t>
+      </w:r>
+    </w:p>
+    <w:p>
+      <w:pPr>
+        <w:numPr>
+          <w:ilvl w:val="0"/>
+          <w:numId w:val="1"/>
+        </w:numPr>
+        <w:tabs>
+          <w:tab w:val="left" w:leader="none" w:pos="0"/>
+        </w:tabs>
+        <w:spacing w:after="0" w:afterAutospacing="0" w:before="0" w:beforeAutospacing="0" w:lineRule="auto"/>
+        <w:ind w:left="720" w:hanging="360"/>
+        <w:jc w:val="both"/>
+        <w:rPr>
+          <w:u w:val="none"/>
+        </w:rPr>
+      </w:pPr>
+      <w:r>
+        <w:rPr>
+          <w:b w:val="1"/>
+          <w:bCs w:val="1"/>
+          <w:rtl w:val="0"/>
+        </w:rPr>
+        <w:t xml:space="preserve">Jira:</w:t>
+      </w:r>
+      <w:r>
+        <w:rPr>
+          <w:rtl w:val="0"/>
+        </w:rPr>
+        <w:t xml:space="preserve"> completo, pero demasiado complejo para el contexto educativo.</w:t>
       </w:r>
     </w:p>
     <w:p>
@@ -4486,26 +4553,23 @@
         <w:spacing w:after="240" w:before="0" w:beforeAutospacing="0" w:lineRule="auto"/>
         <w:ind w:left="720" w:hanging="360"/>
         <w:jc w:val="both"/>
-      </w:pPr>
-      <w:r>
-        <w:rPr>
-          <w:rtl w:val="0"/>
-        </w:rPr>
-        <w:t xml:space="preserve">Máximo</w:t>
-      </w:r>
+        <w:rPr>
+          <w:u w:val="none"/>
+        </w:rPr>
+      </w:pPr>
       <w:r>
         <w:rPr>
           <w:b w:val="1"/>
           <w:bCs w:val="1"/>
           <w:rtl w:val="0"/>
         </w:rPr>
-        <w:t xml:space="preserve">:</w:t>
-      </w:r>
-      <w:r>
-        <w:rPr>
-          <w:rtl w:val="0"/>
-        </w:rPr>
-        <w:t xml:space="preserve"> $12.500.000 ARS (aproximadamente USD 9.600).</w:t>
+        <w:t xml:space="preserve">Clockify:</w:t>
+      </w:r>
+      <w:r>
+        <w:rPr>
+          <w:rtl w:val="0"/>
+        </w:rPr>
+        <w:t xml:space="preserve"> similar a Toggl, con reportes limitados para evaluación académica.</w:t>
       </w:r>
     </w:p>
     <w:p>
@@ -4526,12 +4590,132 @@
         <w:rPr>
           <w:rtl w:val="0"/>
         </w:rPr>
-        <w:t xml:space="preserve">En conclusión, si bien el valor económico es relevante en un entorno profesional, en el marco académico este costo se neutraliza al ser absorbido por estudiantes y docentes, lo que confirma la viabilidad económica del proyecto.</w:t>
-      </w:r>
-      <w:r>
-        <w:rPr>
-          <w:rtl w:val="0"/>
-        </w:rPr>
+        <w:t xml:space="preserve">Kairos se posiciona como alternativa gratuita, simple y adaptada al entorno académico, diferenciándose de las soluciones comerciales.</w:t>
+      </w:r>
+      <w:r>
+        <w:rPr>
+          <w:rtl w:val="0"/>
+        </w:rPr>
+      </w:r>
+    </w:p>
+    <w:p>
+      <w:pPr>
+        <w:pStyle w:val="Heading3"/>
+        <w:widowControl w:val="0"/>
+        <w:tabs>
+          <w:tab w:val="left" w:leader="none" w:pos="0"/>
+        </w:tabs>
+        <w:spacing w:after="60" w:before="120" w:lineRule="auto"/>
+        <w:ind w:left="0"/>
+        <w:rPr>
+          <w:color w:val="366091"/>
+          <w:sz w:val="28"/>
+          <w:szCs w:val="28"/>
+        </w:rPr>
+      </w:pPr>
+      <w:bookmarkStart w:colFirst="0" w:colLast="0" w:name="_6sz53bsp1p3j" w:id="13"/>
+      <w:bookmarkEnd w:id="13"/>
+      <w:r>
+        <w:rPr>
+          <w:color w:val="366091"/>
+          <w:sz w:val="28"/>
+          <w:szCs w:val="28"/>
+          <w:rtl w:val="0"/>
+        </w:rPr>
+        <w:t xml:space="preserve">Evaluación Financiera y Costos</w:t>
+      </w:r>
+    </w:p>
+    <w:p>
+      <w:pPr>
+        <w:tabs>
+          <w:tab w:val="left" w:leader="none" w:pos="0"/>
+        </w:tabs>
+        <w:spacing w:after="240" w:before="240" w:line="360" w:lineRule="auto"/>
+        <w:ind w:left="0"/>
+        <w:jc w:val="both"/>
+        <w:rPr/>
+      </w:pPr>
+      <w:r>
+        <w:rPr>
+          <w:rtl w:val="0"/>
+        </w:rPr>
+        <w:t xml:space="preserve">El costo de desarrollo de </w:t>
+      </w:r>
+      <w:r>
+        <w:rPr>
+          <w:b w:val="1"/>
+          <w:bCs w:val="1"/>
+          <w:rtl w:val="0"/>
+        </w:rPr>
+        <w:t xml:space="preserve">Kairos</w:t>
+      </w:r>
+      <w:r>
+        <w:rPr>
+          <w:rtl w:val="0"/>
+        </w:rPr>
+        <w:t xml:space="preserve"> se estima principalmente en función de la mano de obra, ya que en el ámbito académico los recursos de infraestructura (servidores, hosting, licencias) pueden resolverse con planes gratuitos o aportes de la universidad. De acuerdo con referencias de la industria, un sistema de complejidad intermedia como Kairos demanda entre 500 y 1.000 horas de trabajo, según guías de estimación de proyectos de software y metodologías reconocidas como COCOMO.</w:t>
+      </w:r>
+    </w:p>
+    <w:p>
+      <w:pPr>
+        <w:tabs>
+          <w:tab w:val="left" w:leader="none" w:pos="0"/>
+        </w:tabs>
+        <w:spacing w:after="240" w:before="240" w:line="360" w:lineRule="auto"/>
+        <w:ind w:left="0"/>
+        <w:jc w:val="both"/>
+        <w:rPr/>
+      </w:pPr>
+      <w:r>
+        <w:rPr>
+          <w:rtl w:val="0"/>
+        </w:rPr>
+        <w:t xml:space="preserve">En Argentina durante 2025, las tarifas freelance oscilan entre $6.500 y $12.500 ARS por hora (aproximadamente USD 5–10). El salario promedio del sector software fue de $2.460.211 ARS mensuales, mientras que un desarrollador junior percibe alrededor de $1.340.000 ARS.</w:t>
+      </w:r>
+    </w:p>
+    <w:p>
+      <w:pPr>
+        <w:tabs>
+          <w:tab w:val="left" w:leader="none" w:pos="0"/>
+        </w:tabs>
+        <w:spacing w:after="240" w:before="240" w:line="360" w:lineRule="auto"/>
+        <w:ind w:left="0"/>
+        <w:jc w:val="both"/>
+        <w:rPr>
+          <w:b w:val="1"/>
+          <w:bCs w:val="1"/>
+        </w:rPr>
+      </w:pPr>
+      <w:r>
+        <w:rPr>
+          <w:rtl w:val="0"/>
+        </w:rPr>
+        <w:t xml:space="preserve">Con estas referencias, el costo estimado de desarrollo se ubica entre $3.250.000 y $12.500.000 ARS (aproximadamente USD 2.500 – 9.600). </w:t>
+      </w:r>
+      <w:r>
+        <w:rPr>
+          <w:b w:val="1"/>
+          <w:bCs w:val="1"/>
+          <w:rtl w:val="0"/>
+        </w:rPr>
+        <w:t xml:space="preserve">Estos valores deben considerarse como aproximaciones orientativas, basadas en el contexto académico y la cantidad de horas de desarrollo requeridas.</w:t>
+      </w:r>
+    </w:p>
+    <w:p>
+      <w:pPr>
+        <w:tabs>
+          <w:tab w:val="left" w:leader="none" w:pos="0"/>
+        </w:tabs>
+        <w:spacing w:after="240" w:before="240" w:line="360" w:lineRule="auto"/>
+        <w:ind w:left="0"/>
+        <w:jc w:val="both"/>
+        <w:rPr/>
+      </w:pPr>
+      <w:r>
+        <w:rPr>
+          <w:rtl w:val="0"/>
+        </w:rPr>
+        <w:t xml:space="preserve">En conclusión, Kairos responde a una necesidad concreta dentro del entorno académico, integrando planificación, registro de tiempos y reportes en una plataforma única. Frente a otras herramientas comerciales, ofrece simplicidad, accesibilidad y adaptabilidad al contexto educativo. Por estas razones, el proyecto se considera viable y presenta valor agregado para docentes y estudiantes.</w:t>
       </w:r>
     </w:p>
     <w:p>
@@ -5418,12 +5602,12 @@
           <wp:extent cx="669290" cy="669290"/>
           <wp:effectExtent b="0" l="0" r="0" t="0"/>
           <wp:wrapSquare wrapText="bothSides" distB="0" distT="0" distL="114300" distR="114300"/>
-          <wp:docPr descr="psi-negro.png" id="14" name="image4.png"/>
+          <wp:docPr descr="psi-negro.png" id="14" name="image1.png"/>
           <a:graphic>
             <a:graphicData uri="http://schemas.openxmlformats.org/drawingml/2006/picture">
               <pic:pic>
                 <pic:nvPicPr>
-                  <pic:cNvPr descr="psi-negro.png" id="0" name="image4.png"/>
+                  <pic:cNvPr descr="psi-negro.png" id="0" name="image1.png"/>
                   <pic:cNvPicPr preferRelativeResize="0"/>
                 </pic:nvPicPr>
                 <pic:blipFill>
@@ -5463,12 +5647,12 @@
           <wp:extent cx="425450" cy="666750"/>
           <wp:effectExtent b="0" l="0" r="0" t="0"/>
           <wp:wrapSquare wrapText="bothSides" distB="0" distT="0" distL="114300" distR="114300"/>
-          <wp:docPr descr="UNPA.JPG" id="16" name="image5.jpg"/>
+          <wp:docPr descr="UNPA.JPG" id="16" name="image4.jpg"/>
           <a:graphic>
             <a:graphicData uri="http://schemas.openxmlformats.org/drawingml/2006/picture">
               <pic:pic>
                 <pic:nvPicPr>
-                  <pic:cNvPr descr="UNPA.JPG" id="0" name="image5.jpg"/>
+                  <pic:cNvPr descr="UNPA.JPG" id="0" name="image4.jpg"/>
                   <pic:cNvPicPr preferRelativeResize="0"/>
                 </pic:nvPicPr>
                 <pic:blipFill>
@@ -5762,7 +5946,7 @@
     <w:lvl w:ilvl="0">
       <w:start w:val="1"/>
       <w:numFmt w:val="bullet"/>
-      <w:lvlText w:val="●"/>
+      <w:lvlText w:val="★"/>
       <w:lvlJc w:val="left"/>
       <w:pPr>
         <w:ind w:left="720" w:hanging="360"/>
